--- a/Lab07AReport.docx
+++ b/Lab07AReport.docx
@@ -1,6 +1,6 @@
 
 <file path=word/document.xml><?xml version="1.0" encoding="utf-8"?>
-<w:document xmlns:wpc="http://schemas.microsoft.com/office/word/2010/wordprocessingCanvas" xmlns:cx="http://schemas.microsoft.com/office/drawing/2014/chartex" xmlns:cx1="http://schemas.microsoft.com/office/drawing/2015/9/8/chartex" xmlns:cx2="http://schemas.microsoft.com/office/drawing/2015/10/21/chartex" xmlns:cx3="http://schemas.microsoft.com/office/drawing/2016/5/9/chartex" xmlns:cx4="http://schemas.microsoft.com/office/drawing/2016/5/10/chartex" xmlns:cx5="http://schemas.microsoft.com/office/drawing/2016/5/11/chartex" xmlns:cx6="http://schemas.microsoft.com/office/drawing/2016/5/12/chartex" xmlns:cx7="http://schemas.microsoft.com/office/drawing/2016/5/13/chartex" xmlns:cx8="http://schemas.microsoft.com/office/drawing/2016/5/14/chartex" xmlns:mc="http://schemas.openxmlformats.org/markup-compatibility/2006" xmlns:aink="http://schemas.microsoft.com/office/drawing/2016/ink" xmlns:am3d="http://schemas.microsoft.com/office/drawing/2017/model3d" xmlns:o="urn:schemas-microsoft-com:office:office" xmlns:oel="http://schemas.microsoft.com/office/2019/extlst" xmlns:r="http://schemas.openxmlformats.org/officeDocument/2006/relationships" xmlns:m="http://schemas.openxmlformats.org/officeDocument/2006/math" xmlns:v="urn:schemas-microsoft-com:vml" xmlns:wp14="http://schemas.microsoft.com/office/word/2010/wordprocessingDrawing" xmlns:wp="http://schemas.openxmlformats.org/drawingml/2006/wordprocessingDrawing" xmlns:w10="urn:schemas-microsoft-com:office:word" xmlns:w="http://schemas.openxmlformats.org/wordprocessingml/2006/main" xmlns:w14="http://schemas.microsoft.com/office/word/2010/wordml" xmlns:w15="http://schemas.microsoft.com/office/word/2012/wordml" xmlns:w16cex="http://schemas.microsoft.com/office/word/2018/wordml/cex" xmlns:w16cid="http://schemas.microsoft.com/office/word/2016/wordml/cid" xmlns:w16="http://schemas.microsoft.com/office/word/2018/wordml" xmlns:w16du="http://schemas.microsoft.com/office/word/2023/wordml/word16du" xmlns:w16sdtdh="http://schemas.microsoft.com/office/word/2020/wordml/sdtdatahash" xmlns:w16se="http://schemas.microsoft.com/office/word/2015/wordml/symex" xmlns:wpg="http://schemas.microsoft.com/office/word/2010/wordprocessingGroup" xmlns:wpi="http://schemas.microsoft.com/office/word/2010/wordprocessingInk" xmlns:wne="http://schemas.microsoft.com/office/word/2006/wordml" xmlns:wps="http://schemas.microsoft.com/office/word/2010/wordprocessingShape" mc:Ignorable="w14 w15 w16se w16cid w16 w16cex w16sdtdh w16du wp14">
+<w:document xmlns:wpc="http://schemas.microsoft.com/office/word/2010/wordprocessingCanvas" xmlns:cx="http://schemas.microsoft.com/office/drawing/2014/chartex" xmlns:cx1="http://schemas.microsoft.com/office/drawing/2015/9/8/chartex" xmlns:cx2="http://schemas.microsoft.com/office/drawing/2015/10/21/chartex" xmlns:cx3="http://schemas.microsoft.com/office/drawing/2016/5/9/chartex" xmlns:cx4="http://schemas.microsoft.com/office/drawing/2016/5/10/chartex" xmlns:cx5="http://schemas.microsoft.com/office/drawing/2016/5/11/chartex" xmlns:cx6="http://schemas.microsoft.com/office/drawing/2016/5/12/chartex" xmlns:cx7="http://schemas.microsoft.com/office/drawing/2016/5/13/chartex" xmlns:cx8="http://schemas.microsoft.com/office/drawing/2016/5/14/chartex" xmlns:mc="http://schemas.openxmlformats.org/markup-compatibility/2006" xmlns:aink="http://schemas.microsoft.com/office/drawing/2016/ink" xmlns:am3d="http://schemas.microsoft.com/office/drawing/2017/model3d" xmlns:o="urn:schemas-microsoft-com:office:office" xmlns:oel="http://schemas.microsoft.com/office/2019/extlst" xmlns:r="http://schemas.openxmlformats.org/officeDocument/2006/relationships" xmlns:m="http://schemas.openxmlformats.org/officeDocument/2006/math" xmlns:v="urn:schemas-microsoft-com:vml" xmlns:wp14="http://schemas.microsoft.com/office/word/2010/wordprocessingDrawing" xmlns:wp="http://schemas.openxmlformats.org/drawingml/2006/wordprocessingDrawing" xmlns:w10="urn:schemas-microsoft-com:office:word" xmlns:w="http://schemas.openxmlformats.org/wordprocessingml/2006/main" xmlns:w14="http://schemas.microsoft.com/office/word/2010/wordml" xmlns:w15="http://schemas.microsoft.com/office/word/2012/wordml" xmlns:w16cex="http://schemas.microsoft.com/office/word/2018/wordml/cex" xmlns:w16cid="http://schemas.microsoft.com/office/word/2016/wordml/cid" xmlns:w16="http://schemas.microsoft.com/office/word/2018/wordml" xmlns:w16du="http://schemas.microsoft.com/office/word/2023/wordml/word16du" xmlns:w16sdtdh="http://schemas.microsoft.com/office/word/2020/wordml/sdtdatahash" xmlns:w16sdtfl="http://schemas.microsoft.com/office/word/2024/wordml/sdtformatlock" xmlns:w16se="http://schemas.microsoft.com/office/word/2015/wordml/symex" xmlns:wpg="http://schemas.microsoft.com/office/word/2010/wordprocessingGroup" xmlns:wpi="http://schemas.microsoft.com/office/word/2010/wordprocessingInk" xmlns:wne="http://schemas.microsoft.com/office/word/2006/wordml" xmlns:wps="http://schemas.microsoft.com/office/word/2010/wordprocessingShape" mc:Ignorable="w14 w15 w16se w16cid w16 w16cex w16sdtdh w16sdtfl w16du wp14">
   <w:body>
     <w:p>
       <w:pPr>
@@ -147,7 +147,16 @@
           <w:sz w:val="24"/>
           <w:szCs w:val="24"/>
         </w:rPr>
-        <w:t xml:space="preserve"> 2024</w:t>
+        <w:t xml:space="preserve"> 202</w:t>
+      </w:r>
+      <w:r>
+        <w:rPr>
+          <w:rFonts w:ascii="Times New Roman" w:eastAsia="Times New Roman" w:hAnsi="Times New Roman"/>
+          <w:color w:val="000000"/>
+          <w:sz w:val="24"/>
+          <w:szCs w:val="24"/>
+        </w:rPr>
+        <w:t>5</w:t>
       </w:r>
     </w:p>
     <w:p>
@@ -204,8 +213,19 @@
           <w:sz w:val="24"/>
           <w:szCs w:val="24"/>
         </w:rPr>
-        <w:t>A</w:t>
-      </w:r>
+        <w:t xml:space="preserve">All team members have reviewed and approved </w:t>
+      </w:r>
+      <w:hyperlink r:id="rId7" w:anchor="3_7_5" w:history="1">
+        <w:r>
+          <w:rPr>
+            <w:rStyle w:val="Hyperlink"/>
+            <w:rFonts w:ascii="Times New Roman" w:eastAsia="Times New Roman" w:hAnsi="Times New Roman"/>
+            <w:sz w:val="24"/>
+            <w:szCs w:val="24"/>
+          </w:rPr>
+          <w:t>team skills contract</w:t>
+        </w:r>
+      </w:hyperlink>
       <w:r>
         <w:rPr>
           <w:rFonts w:ascii="Times New Roman" w:eastAsia="Times New Roman" w:hAnsi="Times New Roman"/>
@@ -213,1078 +233,652 @@
           <w:sz w:val="24"/>
           <w:szCs w:val="24"/>
         </w:rPr>
-        <w:t xml:space="preserve">) </w:t>
-      </w:r>
+        <w:t xml:space="preserve"> </w:t>
+      </w:r>
+      <w:r>
+        <w:rPr>
+          <w:rFonts w:ascii="Times New Roman" w:hAnsi="Times New Roman"/>
+          <w:color w:val="000000"/>
+          <w:szCs w:val="24"/>
+        </w:rPr>
+        <w:t>(Yes/No):</w:t>
+      </w:r>
+    </w:p>
+    <w:p>
+      <w:pPr>
+        <w:pStyle w:val="PlainText"/>
+        <w:spacing w:line="264" w:lineRule="auto"/>
+        <w:ind w:left="360"/>
+        <w:jc w:val="both"/>
+        <w:rPr>
+          <w:rFonts w:ascii="Segoe UI Symbol" w:eastAsia="Times New Roman" w:hAnsi="Segoe UI Symbol" w:cs="Segoe UI Symbol"/>
+          <w:color w:val="000000"/>
+          <w:sz w:val="18"/>
+          <w:szCs w:val="18"/>
+        </w:rPr>
+      </w:pPr>
+      <w:hyperlink r:id="rId8" w:history="1">
+        <w:r>
+          <w:rPr>
+            <w:rStyle w:val="Hyperlink"/>
+            <w:rFonts w:ascii="Times New Roman" w:eastAsia="Times New Roman" w:hAnsi="Times New Roman"/>
+            <w:sz w:val="18"/>
+            <w:szCs w:val="18"/>
+          </w:rPr>
+          <w:t>https://docs.google.com/document/d/1b0H_l2s_C3Buwb_I0p0ZEJCIzjKjUqObAgL3oR6PWzI/edit?usp=sharing</w:t>
+        </w:r>
+      </w:hyperlink>
       <w:r>
         <w:rPr>
           <w:rFonts w:ascii="Times New Roman" w:eastAsia="Times New Roman" w:hAnsi="Times New Roman"/>
+          <w:color w:val="000000"/>
+          <w:sz w:val="18"/>
+          <w:szCs w:val="18"/>
+        </w:rPr>
+        <w:t xml:space="preserve"> </w:t>
+      </w:r>
+    </w:p>
+    <w:p>
+      <w:pPr>
+        <w:rPr>
+          <w:rFonts w:ascii="Times New Roman" w:hAnsi="Times New Roman"/>
+          <w:b/>
+          <w:bCs/>
+          <w:color w:val="000000"/>
+          <w:szCs w:val="24"/>
+        </w:rPr>
+      </w:pPr>
+    </w:p>
+    <w:p>
+      <w:pPr>
+        <w:rPr>
+          <w:rFonts w:ascii="Times New Roman" w:hAnsi="Times New Roman"/>
+          <w:color w:val="000000"/>
+          <w:szCs w:val="24"/>
+        </w:rPr>
+      </w:pPr>
+      <w:r>
+        <w:rPr>
+          <w:rFonts w:ascii="Times New Roman" w:hAnsi="Times New Roman"/>
+          <w:b/>
+          <w:bCs/>
+          <w:color w:val="000000"/>
+          <w:szCs w:val="24"/>
+        </w:rPr>
+        <w:t>Deliverable 1</w:t>
+      </w:r>
+      <w:r>
+        <w:rPr>
+          <w:rFonts w:ascii="Times New Roman" w:hAnsi="Times New Roman"/>
+          <w:color w:val="000000"/>
+          <w:szCs w:val="24"/>
+        </w:rPr>
+        <w:t xml:space="preserve">: </w:t>
+      </w:r>
+      <w:bookmarkStart w:id="0" w:name="_Hlk157731991"/>
+      <w:r>
+        <w:rPr>
+          <w:rFonts w:ascii="Times New Roman" w:hAnsi="Times New Roman"/>
+          <w:color w:val="000000"/>
+          <w:szCs w:val="24"/>
+        </w:rPr>
+        <w:t>I have pushed</w:t>
+      </w:r>
+      <w:r>
+        <w:rPr>
+          <w:rFonts w:ascii="Times New Roman" w:hAnsi="Times New Roman"/>
+          <w:color w:val="000000"/>
+          <w:szCs w:val="24"/>
+        </w:rPr>
+        <w:t xml:space="preserve"> my updated Requirements document </w:t>
+      </w:r>
+      <w:r>
+        <w:rPr>
+          <w:rFonts w:ascii="Times New Roman" w:hAnsi="Times New Roman"/>
+          <w:color w:val="000000"/>
+          <w:szCs w:val="24"/>
+        </w:rPr>
+        <w:t xml:space="preserve">to GitHub </w:t>
+      </w:r>
+      <w:r>
+        <w:rPr>
+          <w:rFonts w:ascii="Times New Roman" w:hAnsi="Times New Roman"/>
+          <w:color w:val="000000"/>
+          <w:szCs w:val="24"/>
+        </w:rPr>
+        <w:t xml:space="preserve">(Yes/No): </w:t>
+      </w:r>
+    </w:p>
+    <w:p>
+      <w:pPr>
+        <w:rPr>
+          <w:rFonts w:ascii="Times New Roman" w:hAnsi="Times New Roman"/>
+          <w:color w:val="000000"/>
+          <w:szCs w:val="24"/>
+        </w:rPr>
+      </w:pPr>
+    </w:p>
+    <w:p>
+      <w:pPr>
+        <w:rPr>
+          <w:rFonts w:ascii="Times New Roman" w:hAnsi="Times New Roman"/>
+          <w:color w:val="000000"/>
+          <w:szCs w:val="24"/>
+        </w:rPr>
+      </w:pPr>
+      <w:r>
+        <w:rPr>
+          <w:rFonts w:ascii="Times New Roman" w:hAnsi="Times New Roman"/>
+          <w:b/>
+          <w:bCs/>
+          <w:color w:val="000000"/>
+          <w:szCs w:val="24"/>
+        </w:rPr>
+        <w:t xml:space="preserve">Deliverable </w:t>
+      </w:r>
+      <w:r>
+        <w:rPr>
+          <w:rFonts w:ascii="Times New Roman" w:hAnsi="Times New Roman"/>
+          <w:b/>
+          <w:bCs/>
+          <w:color w:val="000000"/>
+          <w:szCs w:val="24"/>
+        </w:rPr>
+        <w:t>2</w:t>
+      </w:r>
+      <w:r>
+        <w:rPr>
+          <w:rFonts w:ascii="Times New Roman" w:hAnsi="Times New Roman"/>
+          <w:color w:val="000000"/>
+          <w:szCs w:val="24"/>
+        </w:rPr>
+        <w:t xml:space="preserve">: </w:t>
+      </w:r>
+      <w:r>
+        <w:rPr>
+          <w:rFonts w:ascii="Times New Roman" w:hAnsi="Times New Roman"/>
+          <w:color w:val="000000"/>
+          <w:szCs w:val="24"/>
+        </w:rPr>
+        <w:t>I have pushed</w:t>
+      </w:r>
+      <w:r>
+        <w:rPr>
+          <w:rFonts w:ascii="Times New Roman" w:hAnsi="Times New Roman"/>
+          <w:color w:val="000000"/>
+          <w:szCs w:val="24"/>
+        </w:rPr>
+        <w:t xml:space="preserve"> my </w:t>
+      </w:r>
+      <w:r>
+        <w:rPr>
+          <w:rFonts w:ascii="Times New Roman" w:hAnsi="Times New Roman"/>
+          <w:color w:val="000000"/>
+          <w:szCs w:val="24"/>
+        </w:rPr>
+        <w:t xml:space="preserve">KiCad preliminary schematic </w:t>
+      </w:r>
+      <w:r>
+        <w:rPr>
+          <w:rFonts w:ascii="Times New Roman" w:hAnsi="Times New Roman"/>
+          <w:color w:val="000000"/>
+          <w:szCs w:val="24"/>
+        </w:rPr>
+        <w:t xml:space="preserve">to GitHub </w:t>
+      </w:r>
+      <w:r>
+        <w:rPr>
+          <w:rFonts w:ascii="Times New Roman" w:hAnsi="Times New Roman"/>
+          <w:color w:val="000000"/>
+          <w:szCs w:val="24"/>
+        </w:rPr>
+        <w:t xml:space="preserve">(Yes/No): </w:t>
+      </w:r>
+    </w:p>
+    <w:p>
+      <w:pPr>
+        <w:rPr>
+          <w:rFonts w:ascii="Times New Roman" w:hAnsi="Times New Roman"/>
+          <w:color w:val="000000"/>
+          <w:szCs w:val="24"/>
+        </w:rPr>
+      </w:pPr>
+    </w:p>
+    <w:bookmarkEnd w:id="0"/>
+    <w:p>
+      <w:pPr>
+        <w:rPr>
+          <w:rFonts w:ascii="Times New Roman" w:hAnsi="Times New Roman"/>
+          <w:color w:val="000000"/>
+          <w:szCs w:val="24"/>
+        </w:rPr>
+      </w:pPr>
+      <w:r>
+        <w:rPr>
+          <w:rFonts w:ascii="Times New Roman" w:hAnsi="Times New Roman"/>
+          <w:b/>
+          <w:bCs/>
+          <w:color w:val="000000"/>
+          <w:szCs w:val="24"/>
+        </w:rPr>
+        <w:t xml:space="preserve">Deliverable </w:t>
+      </w:r>
+      <w:r>
+        <w:rPr>
+          <w:rFonts w:ascii="Times New Roman" w:hAnsi="Times New Roman"/>
+          <w:b/>
+          <w:bCs/>
+          <w:color w:val="000000"/>
+          <w:szCs w:val="24"/>
+        </w:rPr>
+        <w:t>3</w:t>
+      </w:r>
+      <w:r>
+        <w:rPr>
+          <w:rFonts w:ascii="Times New Roman" w:hAnsi="Times New Roman"/>
+          <w:color w:val="000000"/>
+          <w:szCs w:val="24"/>
+        </w:rPr>
+        <w:t xml:space="preserve">: </w:t>
+      </w:r>
+      <w:r>
+        <w:rPr>
+          <w:rFonts w:ascii="Times New Roman" w:hAnsi="Times New Roman"/>
+          <w:color w:val="000000"/>
+          <w:szCs w:val="24"/>
+        </w:rPr>
+        <w:t>I have pushed</w:t>
+      </w:r>
+      <w:r>
+        <w:rPr>
+          <w:rFonts w:ascii="Times New Roman" w:hAnsi="Times New Roman"/>
+          <w:color w:val="000000"/>
+          <w:szCs w:val="24"/>
+        </w:rPr>
+        <w:t xml:space="preserve"> my </w:t>
+      </w:r>
+      <w:r>
+        <w:rPr>
+          <w:rFonts w:ascii="Times New Roman" w:hAnsi="Times New Roman"/>
+          <w:color w:val="000000"/>
+          <w:szCs w:val="24"/>
+        </w:rPr>
+        <w:t>updated</w:t>
+      </w:r>
+      <w:r>
+        <w:rPr>
+          <w:rFonts w:ascii="Times New Roman" w:hAnsi="Times New Roman"/>
+          <w:color w:val="000000"/>
+          <w:szCs w:val="24"/>
+        </w:rPr>
+        <w:t xml:space="preserve"> BOM</w:t>
+      </w:r>
+      <w:r>
+        <w:rPr>
+          <w:rFonts w:ascii="Times New Roman" w:hAnsi="Times New Roman"/>
+          <w:color w:val="000000"/>
+          <w:szCs w:val="24"/>
+        </w:rPr>
+        <w:t xml:space="preserve"> </w:t>
+      </w:r>
+      <w:r>
+        <w:rPr>
+          <w:rFonts w:ascii="Times New Roman" w:hAnsi="Times New Roman"/>
+          <w:color w:val="000000"/>
+          <w:szCs w:val="24"/>
+        </w:rPr>
+        <w:t xml:space="preserve">to GitHub </w:t>
+      </w:r>
+      <w:r>
+        <w:rPr>
+          <w:rFonts w:ascii="Times New Roman" w:hAnsi="Times New Roman"/>
+          <w:color w:val="000000"/>
+          <w:szCs w:val="24"/>
+        </w:rPr>
+        <w:t xml:space="preserve">(Yes/No): </w:t>
+      </w:r>
+    </w:p>
+    <w:p>
+      <w:pPr>
+        <w:rPr>
+          <w:rFonts w:ascii="Times New Roman" w:hAnsi="Times New Roman"/>
+          <w:color w:val="000000"/>
+          <w:szCs w:val="24"/>
+        </w:rPr>
+      </w:pPr>
+    </w:p>
+    <w:p>
+      <w:pPr>
+        <w:rPr>
+          <w:rFonts w:ascii="Times New Roman" w:hAnsi="Times New Roman"/>
+          <w:color w:val="000000"/>
+          <w:szCs w:val="24"/>
+        </w:rPr>
+      </w:pPr>
+      <w:r>
+        <w:rPr>
+          <w:rFonts w:ascii="Times New Roman" w:hAnsi="Times New Roman"/>
+          <w:b/>
+          <w:bCs/>
+          <w:color w:val="000000"/>
+          <w:szCs w:val="24"/>
+        </w:rPr>
+        <w:t xml:space="preserve">Deliverable </w:t>
+      </w:r>
+      <w:r>
+        <w:rPr>
+          <w:rFonts w:ascii="Times New Roman" w:hAnsi="Times New Roman"/>
+          <w:b/>
+          <w:bCs/>
+          <w:color w:val="000000"/>
+          <w:szCs w:val="24"/>
+        </w:rPr>
+        <w:t>4</w:t>
+      </w:r>
+      <w:r>
+        <w:rPr>
+          <w:rFonts w:ascii="Times New Roman" w:hAnsi="Times New Roman"/>
+          <w:color w:val="000000"/>
+          <w:szCs w:val="24"/>
+        </w:rPr>
+        <w:t xml:space="preserve">: </w:t>
+      </w:r>
+      <w:r>
+        <w:rPr>
+          <w:rFonts w:ascii="Times New Roman" w:hAnsi="Times New Roman"/>
+          <w:color w:val="000000"/>
+          <w:szCs w:val="24"/>
+        </w:rPr>
+        <w:t xml:space="preserve">List the needed supply voltages and estimated current for each voltage (show how these were determined). </w:t>
+      </w:r>
+    </w:p>
+    <w:p>
+      <w:pPr>
+        <w:rPr>
+          <w:rFonts w:ascii="Times New Roman" w:hAnsi="Times New Roman"/>
+          <w:color w:val="000000"/>
+          <w:szCs w:val="24"/>
+        </w:rPr>
+      </w:pPr>
+    </w:p>
+    <w:p>
+      <w:pPr>
+        <w:rPr>
+          <w:rFonts w:ascii="Times New Roman" w:hAnsi="Times New Roman"/>
+          <w:color w:val="000000"/>
+          <w:szCs w:val="24"/>
+        </w:rPr>
+      </w:pPr>
+      <w:r>
+        <w:rPr>
+          <w:rFonts w:ascii="Times New Roman" w:hAnsi="Times New Roman"/>
+          <w:b/>
+          <w:bCs/>
+          <w:color w:val="000000"/>
+          <w:szCs w:val="24"/>
+        </w:rPr>
+        <w:t xml:space="preserve">Deliverable </w:t>
+      </w:r>
+      <w:r>
+        <w:rPr>
+          <w:rFonts w:ascii="Times New Roman" w:hAnsi="Times New Roman"/>
+          <w:b/>
+          <w:bCs/>
+          <w:color w:val="000000"/>
+          <w:szCs w:val="24"/>
+        </w:rPr>
+        <w:t>5</w:t>
+      </w:r>
+      <w:r>
+        <w:rPr>
+          <w:rFonts w:ascii="Times New Roman" w:hAnsi="Times New Roman"/>
+          <w:color w:val="000000"/>
+          <w:szCs w:val="24"/>
+        </w:rPr>
+        <w:t xml:space="preserve">: </w:t>
+      </w:r>
+      <w:r>
+        <w:rPr>
+          <w:rFonts w:ascii="Times New Roman" w:hAnsi="Times New Roman"/>
+          <w:color w:val="000000"/>
+          <w:szCs w:val="24"/>
+        </w:rPr>
+        <w:t>I have pushed</w:t>
+      </w:r>
+      <w:r>
+        <w:rPr>
+          <w:rFonts w:ascii="Times New Roman" w:hAnsi="Times New Roman"/>
+          <w:color w:val="000000"/>
+          <w:szCs w:val="24"/>
+        </w:rPr>
+        <w:t xml:space="preserve"> my low-level header, code, and </w:t>
+      </w:r>
+      <w:r>
+        <w:rPr>
+          <w:rFonts w:ascii="Times New Roman" w:hAnsi="Times New Roman"/>
+          <w:color w:val="000000"/>
+          <w:szCs w:val="24"/>
+        </w:rPr>
+        <w:t xml:space="preserve">unit </w:t>
+      </w:r>
+      <w:r>
+        <w:rPr>
+          <w:rFonts w:ascii="Times New Roman" w:hAnsi="Times New Roman"/>
+          <w:color w:val="000000"/>
+          <w:szCs w:val="24"/>
+        </w:rPr>
+        <w:t>test files</w:t>
+      </w:r>
+      <w:r>
+        <w:rPr>
+          <w:rFonts w:ascii="Times New Roman" w:hAnsi="Times New Roman"/>
+          <w:color w:val="000000"/>
+          <w:szCs w:val="24"/>
+        </w:rPr>
+        <w:t xml:space="preserve"> </w:t>
+      </w:r>
+      <w:r>
+        <w:rPr>
+          <w:rFonts w:ascii="Times New Roman" w:hAnsi="Times New Roman"/>
+          <w:color w:val="000000"/>
+          <w:szCs w:val="24"/>
+        </w:rPr>
+        <w:t xml:space="preserve">to GitHub </w:t>
+      </w:r>
+      <w:r>
+        <w:rPr>
+          <w:rFonts w:ascii="Times New Roman" w:hAnsi="Times New Roman"/>
+          <w:color w:val="000000"/>
+          <w:szCs w:val="24"/>
+        </w:rPr>
+        <w:t xml:space="preserve">(Yes/No): </w:t>
+      </w:r>
+    </w:p>
+    <w:p>
+      <w:pPr>
+        <w:rPr>
+          <w:rFonts w:ascii="Times New Roman" w:hAnsi="Times New Roman"/>
+          <w:color w:val="000000"/>
+          <w:szCs w:val="24"/>
+        </w:rPr>
+      </w:pPr>
+    </w:p>
+    <w:p>
+      <w:pPr>
+        <w:rPr>
+          <w:rFonts w:ascii="Times New Roman" w:hAnsi="Times New Roman"/>
+          <w:color w:val="000000"/>
+          <w:szCs w:val="24"/>
+        </w:rPr>
+      </w:pPr>
+      <w:r>
+        <w:rPr>
+          <w:rFonts w:ascii="Times New Roman" w:hAnsi="Times New Roman"/>
+          <w:b/>
+          <w:bCs/>
+          <w:color w:val="000000"/>
+          <w:szCs w:val="24"/>
+        </w:rPr>
+        <w:t xml:space="preserve">Deliverable </w:t>
+      </w:r>
+      <w:r>
+        <w:rPr>
+          <w:rFonts w:ascii="Times New Roman" w:hAnsi="Times New Roman"/>
+          <w:b/>
+          <w:bCs/>
+          <w:color w:val="000000"/>
+          <w:szCs w:val="24"/>
+        </w:rPr>
+        <w:t>6</w:t>
+      </w:r>
+      <w:r>
+        <w:rPr>
+          <w:rFonts w:ascii="Times New Roman" w:hAnsi="Times New Roman"/>
+          <w:color w:val="000000"/>
+          <w:szCs w:val="24"/>
+        </w:rPr>
+        <w:t xml:space="preserve">: </w:t>
+      </w:r>
+      <w:r>
+        <w:rPr>
+          <w:rFonts w:ascii="Times New Roman" w:hAnsi="Times New Roman"/>
+          <w:color w:val="000000"/>
+          <w:szCs w:val="24"/>
+        </w:rPr>
+        <w:t xml:space="preserve">Include results of unit testing. </w:t>
+      </w:r>
+    </w:p>
+    <w:p>
+      <w:pPr>
+        <w:spacing w:line="264" w:lineRule="auto"/>
+        <w:jc w:val="both"/>
+        <w:rPr>
+          <w:rFonts w:ascii="Times New Roman" w:hAnsi="Times New Roman"/>
+          <w:color w:val="000000"/>
+          <w:szCs w:val="24"/>
+        </w:rPr>
+      </w:pPr>
+    </w:p>
+    <w:p>
+      <w:pPr>
+        <w:spacing w:line="264" w:lineRule="auto"/>
+        <w:jc w:val="both"/>
+        <w:rPr>
+          <w:rFonts w:ascii="Times New Roman" w:hAnsi="Times New Roman"/>
+          <w:color w:val="000000"/>
+          <w:szCs w:val="24"/>
+        </w:rPr>
+      </w:pPr>
+      <w:r>
+        <w:rPr>
+          <w:rFonts w:ascii="Times New Roman" w:hAnsi="Times New Roman"/>
+          <w:b/>
+          <w:bCs/>
+          <w:color w:val="000000"/>
+          <w:szCs w:val="24"/>
+        </w:rPr>
+        <w:t xml:space="preserve">Deliverable </w:t>
+      </w:r>
+      <w:r>
+        <w:rPr>
+          <w:rFonts w:ascii="Times New Roman" w:hAnsi="Times New Roman"/>
+          <w:b/>
+          <w:bCs/>
+          <w:color w:val="000000"/>
+          <w:szCs w:val="24"/>
+        </w:rPr>
+        <w:t>7</w:t>
+      </w:r>
+      <w:r>
+        <w:rPr>
+          <w:rFonts w:ascii="Times New Roman" w:hAnsi="Times New Roman"/>
+          <w:b/>
+          <w:bCs/>
+          <w:color w:val="000000"/>
+          <w:szCs w:val="24"/>
+        </w:rPr>
+        <w:t xml:space="preserve"> (5pt EC):</w:t>
+      </w:r>
+      <w:r>
+        <w:rPr>
+          <w:rFonts w:ascii="Times New Roman" w:hAnsi="Times New Roman"/>
+          <w:color w:val="000000"/>
+          <w:szCs w:val="24"/>
+        </w:rPr>
+        <w:t xml:space="preserve"> </w:t>
+      </w:r>
+      <w:r>
+        <w:rPr>
+          <w:rFonts w:ascii="Times New Roman" w:hAnsi="Times New Roman"/>
+          <w:color w:val="000000"/>
+          <w:szCs w:val="24"/>
+        </w:rPr>
+        <w:t xml:space="preserve">Show dated proof of </w:t>
+      </w:r>
+      <w:r>
+        <w:rPr>
+          <w:rFonts w:ascii="Times New Roman" w:hAnsi="Times New Roman"/>
+          <w:color w:val="000000"/>
+          <w:szCs w:val="24"/>
+        </w:rPr>
+        <w:t>TIW Training</w:t>
+      </w:r>
+      <w:r>
+        <w:rPr>
+          <w:rFonts w:ascii="Times New Roman" w:hAnsi="Times New Roman"/>
+          <w:color w:val="000000"/>
+          <w:szCs w:val="24"/>
+        </w:rPr>
+        <w:t xml:space="preserve"> (due at the time of Lab7A report)</w:t>
+      </w:r>
+    </w:p>
+    <w:p>
+      <w:pPr>
+        <w:spacing w:line="264" w:lineRule="auto"/>
+        <w:jc w:val="both"/>
+        <w:rPr>
+          <w:rFonts w:ascii="Times New Roman" w:hAnsi="Times New Roman"/>
+          <w:color w:val="000000"/>
+          <w:szCs w:val="24"/>
+        </w:rPr>
+      </w:pPr>
+    </w:p>
+    <w:p>
+      <w:pPr>
+        <w:spacing w:line="264" w:lineRule="auto"/>
+        <w:jc w:val="both"/>
+        <w:rPr>
+          <w:rFonts w:ascii="Times New Roman" w:hAnsi="Times New Roman"/>
+          <w:color w:val="000000"/>
+          <w:szCs w:val="24"/>
+        </w:rPr>
+      </w:pPr>
+    </w:p>
+    <w:p>
+      <w:pPr>
+        <w:spacing w:line="264" w:lineRule="auto"/>
+        <w:jc w:val="both"/>
+        <w:rPr>
+          <w:rFonts w:ascii="Times New Roman" w:hAnsi="Times New Roman"/>
+          <w:color w:val="000000"/>
+          <w:szCs w:val="24"/>
+        </w:rPr>
+      </w:pPr>
+    </w:p>
+    <w:p>
+      <w:pPr>
+        <w:spacing w:line="264" w:lineRule="auto"/>
+        <w:jc w:val="both"/>
+        <w:rPr>
+          <w:rFonts w:ascii="Times New Roman" w:hAnsi="Times New Roman"/>
           <w:b/>
           <w:bCs/>
           <w:i/>
           <w:iCs/>
           <w:color w:val="000000"/>
-          <w:sz w:val="24"/>
-          <w:szCs w:val="24"/>
-        </w:rPr>
-        <w:t>Objectives</w:t>
-      </w:r>
-      <w:r>
-        <w:rPr>
-          <w:rFonts w:ascii="Times New Roman" w:eastAsia="Times New Roman" w:hAnsi="Times New Roman"/>
-          <w:b/>
-          <w:bCs/>
-          <w:color w:val="000000"/>
-          <w:sz w:val="24"/>
-          <w:szCs w:val="24"/>
-        </w:rPr>
-        <w:t>:</w:t>
-      </w:r>
-      <w:r>
-        <w:rPr>
-          <w:rFonts w:ascii="Times New Roman" w:eastAsia="Times New Roman" w:hAnsi="Times New Roman"/>
-          <w:color w:val="000000"/>
-          <w:sz w:val="24"/>
-          <w:szCs w:val="24"/>
-        </w:rPr>
-        <w:t xml:space="preserve"> </w:t>
-      </w:r>
-    </w:p>
-    <w:p>
-      <w:pPr>
-        <w:pStyle w:val="PlainText"/>
-        <w:numPr>
-          <w:ilvl w:val="0"/>
-          <w:numId w:val="1"/>
-        </w:numPr>
-        <w:spacing w:line="264" w:lineRule="auto"/>
-        <w:jc w:val="both"/>
-        <w:rPr>
-          <w:rFonts w:ascii="Times New Roman" w:eastAsia="Times New Roman" w:hAnsi="Times New Roman"/>
-          <w:color w:val="000000"/>
-          <w:sz w:val="24"/>
-          <w:szCs w:val="24"/>
-        </w:rPr>
-      </w:pPr>
-      <w:r>
-        <w:rPr>
-          <w:rFonts w:ascii="Times New Roman" w:eastAsia="Times New Roman" w:hAnsi="Times New Roman"/>
-          <w:color w:val="000000"/>
-          <w:sz w:val="24"/>
-          <w:szCs w:val="24"/>
-        </w:rPr>
-        <w:t>In a few sentences, describe the purpose of the lab</w:t>
-      </w:r>
-      <w:r>
-        <w:rPr>
-          <w:rFonts w:ascii="Times New Roman" w:eastAsia="Times New Roman" w:hAnsi="Times New Roman"/>
-          <w:color w:val="000000"/>
-          <w:sz w:val="24"/>
-          <w:szCs w:val="24"/>
-        </w:rPr>
-        <w:t>:</w:t>
-      </w:r>
-    </w:p>
-    <w:p>
-      <w:pPr>
-        <w:pStyle w:val="PlainText"/>
-        <w:spacing w:line="264" w:lineRule="auto"/>
-        <w:jc w:val="both"/>
-        <w:rPr>
-          <w:rFonts w:ascii="Times New Roman" w:eastAsia="Times New Roman" w:hAnsi="Times New Roman"/>
-          <w:color w:val="000000"/>
-          <w:sz w:val="24"/>
-          <w:szCs w:val="24"/>
-        </w:rPr>
-      </w:pPr>
-    </w:p>
-    <w:p>
-      <w:pPr>
-        <w:pStyle w:val="PlainText"/>
-        <w:spacing w:line="264" w:lineRule="auto"/>
-        <w:jc w:val="both"/>
-        <w:rPr>
-          <w:rFonts w:ascii="Times New Roman" w:eastAsia="Times New Roman" w:hAnsi="Times New Roman"/>
-          <w:color w:val="000000"/>
-          <w:sz w:val="24"/>
-          <w:szCs w:val="24"/>
-        </w:rPr>
-      </w:pPr>
-      <w:r>
-        <w:rPr>
-          <w:rFonts w:ascii="Times New Roman" w:eastAsia="Times New Roman" w:hAnsi="Times New Roman"/>
-          <w:color w:val="000000"/>
-          <w:sz w:val="24"/>
-          <w:szCs w:val="24"/>
-        </w:rPr>
-        <w:t>B</w:t>
-      </w:r>
-      <w:r>
-        <w:rPr>
-          <w:rFonts w:ascii="Times New Roman" w:eastAsia="Times New Roman" w:hAnsi="Times New Roman"/>
-          <w:color w:val="000000"/>
-          <w:sz w:val="24"/>
-          <w:szCs w:val="24"/>
-        </w:rPr>
-        <w:t xml:space="preserve">) </w:t>
-      </w:r>
-      <w:r>
-        <w:rPr>
-          <w:rFonts w:ascii="Times New Roman" w:eastAsia="Times New Roman" w:hAnsi="Times New Roman"/>
-          <w:b/>
-          <w:bCs/>
-          <w:i/>
-          <w:iCs/>
-          <w:color w:val="000000"/>
-          <w:sz w:val="24"/>
-          <w:szCs w:val="24"/>
-        </w:rPr>
-        <w:t>Hardware Design Deliverables:</w:t>
-      </w:r>
-    </w:p>
-    <w:p>
-      <w:pPr>
-        <w:pStyle w:val="ListParagraph"/>
-        <w:numPr>
-          <w:ilvl w:val="0"/>
-          <w:numId w:val="2"/>
-        </w:numPr>
-        <w:rPr>
-          <w:rFonts w:ascii="Times New Roman" w:eastAsia="Times New Roman" w:hAnsi="Times New Roman" w:cs="Times New Roman"/>
-          <w:color w:val="000000"/>
-          <w:kern w:val="0"/>
-          <w:sz w:val="24"/>
-          <w:szCs w:val="24"/>
-          <w14:ligatures w14:val="none"/>
-        </w:rPr>
-      </w:pPr>
-      <w:r>
-        <w:rPr>
-          <w:rFonts w:ascii="Times New Roman" w:hAnsi="Times New Roman"/>
-          <w:color w:val="000000"/>
-          <w:sz w:val="24"/>
-          <w:szCs w:val="24"/>
-        </w:rPr>
-        <w:t xml:space="preserve">Deliverable 1: </w:t>
-      </w:r>
-      <w:bookmarkStart w:id="0" w:name="_Hlk157731991"/>
-      <w:r>
-        <w:rPr>
-          <w:rFonts w:ascii="Times New Roman" w:eastAsia="Times New Roman" w:hAnsi="Times New Roman"/>
-          <w:color w:val="000000"/>
-          <w:sz w:val="24"/>
-          <w:szCs w:val="24"/>
-        </w:rPr>
-        <w:t xml:space="preserve">Using </w:t>
-      </w:r>
-      <w:proofErr w:type="spellStart"/>
-      <w:r>
-        <w:rPr>
-          <w:rFonts w:ascii="Times New Roman" w:eastAsia="Times New Roman" w:hAnsi="Times New Roman"/>
-          <w:b/>
-          <w:bCs/>
-          <w:color w:val="000000"/>
-          <w:sz w:val="24"/>
-          <w:szCs w:val="24"/>
-        </w:rPr>
-        <w:t>KiCad</w:t>
-      </w:r>
-      <w:proofErr w:type="spellEnd"/>
-      <w:r>
-        <w:rPr>
-          <w:rFonts w:ascii="Times New Roman" w:eastAsia="Times New Roman" w:hAnsi="Times New Roman"/>
-          <w:color w:val="000000"/>
-          <w:sz w:val="24"/>
-          <w:szCs w:val="24"/>
-        </w:rPr>
-        <w:t xml:space="preserve">, </w:t>
-      </w:r>
-      <w:r>
-        <w:rPr>
-          <w:rFonts w:ascii="Times New Roman" w:eastAsia="Times New Roman" w:hAnsi="Times New Roman" w:cs="Times New Roman"/>
-          <w:color w:val="000000"/>
-          <w:kern w:val="0"/>
-          <w:sz w:val="24"/>
-          <w:szCs w:val="24"/>
-          <w14:ligatures w14:val="none"/>
-        </w:rPr>
-        <w:t>c</w:t>
-      </w:r>
-      <w:r>
-        <w:rPr>
-          <w:rFonts w:ascii="Times New Roman" w:eastAsia="Times New Roman" w:hAnsi="Times New Roman" w:cs="Times New Roman"/>
-          <w:color w:val="000000"/>
-          <w:kern w:val="0"/>
-          <w:sz w:val="24"/>
-          <w:szCs w:val="24"/>
-          <w14:ligatures w14:val="none"/>
-        </w:rPr>
-        <w:t xml:space="preserve">reate a schematic </w:t>
-      </w:r>
-      <w:r>
-        <w:rPr>
-          <w:rFonts w:ascii="Times New Roman" w:eastAsia="Times New Roman" w:hAnsi="Times New Roman" w:cs="Times New Roman"/>
-          <w:color w:val="000000"/>
-          <w:kern w:val="0"/>
-          <w:sz w:val="24"/>
-          <w:szCs w:val="24"/>
-          <w14:ligatures w14:val="none"/>
-        </w:rPr>
-        <w:t>for your design. Include a screenshot in the space below.</w:t>
-      </w:r>
-      <w:bookmarkEnd w:id="0"/>
-    </w:p>
-    <w:p>
-      <w:pPr>
-        <w:ind w:left="360"/>
-        <w:rPr>
-          <w:rFonts w:ascii="Times New Roman" w:hAnsi="Times New Roman"/>
-          <w:color w:val="000000"/>
-          <w:szCs w:val="24"/>
-        </w:rPr>
-      </w:pPr>
-    </w:p>
-    <w:p>
-      <w:pPr>
-        <w:pStyle w:val="ListParagraph"/>
-        <w:numPr>
-          <w:ilvl w:val="0"/>
-          <w:numId w:val="2"/>
-        </w:numPr>
-        <w:rPr>
-          <w:rFonts w:ascii="Times New Roman" w:eastAsia="Times New Roman" w:hAnsi="Times New Roman" w:cs="Times New Roman"/>
-          <w:color w:val="000000"/>
-          <w:kern w:val="0"/>
-          <w:sz w:val="24"/>
-          <w:szCs w:val="24"/>
-          <w14:ligatures w14:val="none"/>
-        </w:rPr>
-      </w:pPr>
-      <w:r>
-        <w:rPr>
-          <w:rFonts w:ascii="Times New Roman" w:hAnsi="Times New Roman"/>
-          <w:color w:val="000000"/>
-          <w:sz w:val="24"/>
-          <w:szCs w:val="24"/>
-        </w:rPr>
-        <w:t xml:space="preserve">Deliverable </w:t>
-      </w:r>
-      <w:r>
-        <w:rPr>
-          <w:rFonts w:ascii="Times New Roman" w:hAnsi="Times New Roman"/>
-          <w:color w:val="000000"/>
-          <w:sz w:val="24"/>
-          <w:szCs w:val="24"/>
-        </w:rPr>
-        <w:t>2</w:t>
-      </w:r>
-      <w:r>
-        <w:rPr>
-          <w:rFonts w:ascii="Times New Roman" w:hAnsi="Times New Roman"/>
-          <w:color w:val="000000"/>
-          <w:sz w:val="24"/>
-          <w:szCs w:val="24"/>
-        </w:rPr>
-        <w:t xml:space="preserve">: </w:t>
-      </w:r>
-      <w:r>
-        <w:rPr>
-          <w:rFonts w:ascii="Times New Roman" w:eastAsia="Times New Roman" w:hAnsi="Times New Roman"/>
-          <w:color w:val="000000"/>
-          <w:sz w:val="24"/>
-          <w:szCs w:val="24"/>
-        </w:rPr>
-        <w:t xml:space="preserve">Using </w:t>
-      </w:r>
-      <w:proofErr w:type="spellStart"/>
-      <w:r>
-        <w:rPr>
-          <w:rFonts w:ascii="Times New Roman" w:eastAsia="Times New Roman" w:hAnsi="Times New Roman"/>
-          <w:b/>
-          <w:bCs/>
-          <w:color w:val="000000"/>
-          <w:sz w:val="24"/>
-          <w:szCs w:val="24"/>
-        </w:rPr>
-        <w:t>KiCad</w:t>
-      </w:r>
-      <w:proofErr w:type="spellEnd"/>
-      <w:r>
-        <w:rPr>
-          <w:rFonts w:ascii="Times New Roman" w:eastAsia="Times New Roman" w:hAnsi="Times New Roman"/>
-          <w:color w:val="000000"/>
-          <w:sz w:val="24"/>
-          <w:szCs w:val="24"/>
-        </w:rPr>
-        <w:t xml:space="preserve">, </w:t>
-      </w:r>
-      <w:r>
-        <w:rPr>
-          <w:rFonts w:ascii="Times New Roman" w:eastAsia="Times New Roman" w:hAnsi="Times New Roman" w:cs="Times New Roman"/>
-          <w:color w:val="000000"/>
-          <w:kern w:val="0"/>
-          <w:sz w:val="24"/>
-          <w:szCs w:val="24"/>
-          <w14:ligatures w14:val="none"/>
-        </w:rPr>
-        <w:t xml:space="preserve">create a </w:t>
-      </w:r>
-      <w:r>
-        <w:rPr>
-          <w:rFonts w:ascii="Times New Roman" w:eastAsia="Times New Roman" w:hAnsi="Times New Roman" w:cs="Times New Roman"/>
-          <w:color w:val="000000"/>
-          <w:kern w:val="0"/>
-          <w:sz w:val="24"/>
-          <w:szCs w:val="24"/>
-          <w14:ligatures w14:val="none"/>
-        </w:rPr>
-        <w:t>Layout</w:t>
-      </w:r>
-      <w:r>
-        <w:rPr>
-          <w:rFonts w:ascii="Times New Roman" w:eastAsia="Times New Roman" w:hAnsi="Times New Roman" w:cs="Times New Roman"/>
-          <w:color w:val="000000"/>
-          <w:kern w:val="0"/>
-          <w:sz w:val="24"/>
-          <w:szCs w:val="24"/>
-          <w14:ligatures w14:val="none"/>
-        </w:rPr>
-        <w:t xml:space="preserve"> for your design. Include a screenshot in the space below.</w:t>
-      </w:r>
-    </w:p>
-    <w:p>
-      <w:pPr>
-        <w:rPr>
-          <w:rFonts w:ascii="Times New Roman" w:hAnsi="Times New Roman"/>
-          <w:color w:val="000000"/>
-          <w:szCs w:val="24"/>
-        </w:rPr>
-      </w:pPr>
-    </w:p>
-    <w:p>
-      <w:pPr>
-        <w:spacing w:line="264" w:lineRule="auto"/>
-        <w:ind w:left="270" w:hanging="270"/>
-        <w:jc w:val="both"/>
-        <w:rPr>
-          <w:rFonts w:ascii="Times New Roman" w:hAnsi="Times New Roman"/>
-          <w:color w:val="000000"/>
-          <w:szCs w:val="24"/>
-        </w:rPr>
-      </w:pPr>
-      <w:r>
-        <w:rPr>
-          <w:rFonts w:ascii="Times New Roman" w:hAnsi="Times New Roman"/>
-          <w:color w:val="000000"/>
-          <w:szCs w:val="24"/>
-        </w:rPr>
-        <w:t>C</w:t>
-      </w:r>
-      <w:r>
-        <w:rPr>
-          <w:rFonts w:ascii="Times New Roman" w:hAnsi="Times New Roman"/>
-          <w:color w:val="000000"/>
-          <w:szCs w:val="24"/>
-        </w:rPr>
-        <w:t xml:space="preserve">) </w:t>
-      </w:r>
-      <w:r>
-        <w:rPr>
-          <w:rFonts w:ascii="Times New Roman" w:hAnsi="Times New Roman"/>
-          <w:b/>
-          <w:bCs/>
-          <w:i/>
-          <w:iCs/>
-          <w:color w:val="000000"/>
-          <w:szCs w:val="24"/>
-        </w:rPr>
-        <w:t>Software Design Deliverables:</w:t>
-      </w:r>
-    </w:p>
-    <w:p>
-      <w:pPr>
-        <w:pStyle w:val="PlainText"/>
-        <w:numPr>
-          <w:ilvl w:val="0"/>
-          <w:numId w:val="10"/>
-        </w:numPr>
-        <w:spacing w:after="160" w:line="264" w:lineRule="auto"/>
-        <w:jc w:val="both"/>
-        <w:rPr>
-          <w:rFonts w:ascii="Times New Roman" w:eastAsia="Times New Roman" w:hAnsi="Times New Roman"/>
-          <w:color w:val="000000"/>
-          <w:sz w:val="24"/>
-          <w:szCs w:val="24"/>
-        </w:rPr>
-      </w:pPr>
-      <w:r>
-        <w:rPr>
-          <w:rFonts w:ascii="Times New Roman" w:eastAsia="Times New Roman" w:hAnsi="Times New Roman"/>
-          <w:color w:val="000000"/>
-          <w:sz w:val="24"/>
-          <w:szCs w:val="24"/>
-        </w:rPr>
-        <w:t xml:space="preserve">I have pushed my </w:t>
-      </w:r>
-      <w:r>
-        <w:rPr>
-          <w:rFonts w:ascii="Times New Roman" w:eastAsia="Times New Roman" w:hAnsi="Times New Roman"/>
-          <w:color w:val="000000"/>
-          <w:sz w:val="24"/>
-          <w:szCs w:val="24"/>
-        </w:rPr>
-        <w:t>project</w:t>
-      </w:r>
-      <w:r>
-        <w:rPr>
-          <w:rFonts w:ascii="Times New Roman" w:eastAsia="Times New Roman" w:hAnsi="Times New Roman"/>
-          <w:color w:val="000000"/>
-          <w:sz w:val="24"/>
-          <w:szCs w:val="24"/>
-        </w:rPr>
-        <w:t xml:space="preserve"> to GitHub for grading </w:t>
-      </w:r>
-      <w:r>
-        <w:rPr>
-          <w:rFonts w:ascii="Times New Roman" w:eastAsia="Times New Roman" w:hAnsi="Times New Roman"/>
-          <w:color w:val="000000"/>
-          <w:sz w:val="24"/>
-          <w:szCs w:val="24"/>
-        </w:rPr>
-        <w:t xml:space="preserve">(Yes/No): </w:t>
-      </w:r>
-    </w:p>
-    <w:p>
-      <w:pPr>
-        <w:pStyle w:val="PlainText"/>
-        <w:spacing w:after="160" w:line="264" w:lineRule="auto"/>
-        <w:jc w:val="both"/>
-        <w:rPr>
-          <w:rFonts w:ascii="Times New Roman" w:eastAsia="Times New Roman" w:hAnsi="Times New Roman"/>
-          <w:color w:val="000000"/>
-          <w:sz w:val="24"/>
-          <w:szCs w:val="24"/>
-        </w:rPr>
-      </w:pPr>
-    </w:p>
-    <w:p>
-      <w:pPr>
-        <w:pStyle w:val="ListParagraph"/>
-        <w:numPr>
-          <w:ilvl w:val="0"/>
-          <w:numId w:val="10"/>
-        </w:numPr>
-        <w:rPr>
-          <w:rFonts w:ascii="Times New Roman" w:eastAsia="Times New Roman" w:hAnsi="Times New Roman" w:cs="Times New Roman"/>
-          <w:color w:val="000000"/>
-          <w:kern w:val="0"/>
-          <w:sz w:val="24"/>
-          <w:szCs w:val="24"/>
-          <w14:ligatures w14:val="none"/>
-        </w:rPr>
-      </w:pPr>
-      <w:r>
-        <w:rPr>
-          <w:rFonts w:ascii="Times New Roman" w:eastAsia="Times New Roman" w:hAnsi="Times New Roman" w:cs="Times New Roman"/>
-          <w:color w:val="000000"/>
-          <w:kern w:val="0"/>
-          <w:sz w:val="24"/>
-          <w:szCs w:val="24"/>
-          <w14:ligatures w14:val="none"/>
-        </w:rPr>
-        <w:t xml:space="preserve">Deliverable 3: </w:t>
-      </w:r>
-      <w:r>
-        <w:rPr>
-          <w:rFonts w:ascii="Times New Roman" w:eastAsia="Times New Roman" w:hAnsi="Times New Roman" w:cs="Times New Roman"/>
-          <w:color w:val="000000"/>
-          <w:kern w:val="0"/>
-          <w:sz w:val="24"/>
-          <w:szCs w:val="24"/>
-          <w14:ligatures w14:val="none"/>
-        </w:rPr>
-        <w:t>System design diagram of the modules created</w:t>
-      </w:r>
-      <w:r>
-        <w:rPr>
-          <w:rFonts w:ascii="Times New Roman" w:eastAsia="Times New Roman" w:hAnsi="Times New Roman" w:cs="Times New Roman"/>
-          <w:color w:val="000000"/>
-          <w:kern w:val="0"/>
-          <w:sz w:val="24"/>
-          <w:szCs w:val="24"/>
-          <w14:ligatures w14:val="none"/>
-        </w:rPr>
-        <w:t>.</w:t>
-      </w:r>
-    </w:p>
-    <w:p>
-      <w:pPr>
-        <w:pStyle w:val="PlainText"/>
-        <w:spacing w:after="160" w:line="264" w:lineRule="auto"/>
-        <w:ind w:left="360"/>
-        <w:jc w:val="both"/>
-        <w:rPr>
-          <w:rFonts w:ascii="Times New Roman" w:eastAsia="Times New Roman" w:hAnsi="Times New Roman"/>
-          <w:color w:val="000000"/>
-          <w:sz w:val="24"/>
-          <w:szCs w:val="24"/>
-        </w:rPr>
-      </w:pPr>
-    </w:p>
-    <w:p>
-      <w:pPr>
-        <w:spacing w:line="264" w:lineRule="auto"/>
-        <w:jc w:val="both"/>
-        <w:rPr>
-          <w:rFonts w:ascii="Times New Roman" w:hAnsi="Times New Roman"/>
-          <w:i/>
-          <w:iCs/>
-          <w:color w:val="000000"/>
-          <w:szCs w:val="24"/>
-        </w:rPr>
-      </w:pPr>
-      <w:r>
-        <w:rPr>
-          <w:rFonts w:ascii="Times New Roman" w:hAnsi="Times New Roman"/>
-          <w:color w:val="000000"/>
-          <w:szCs w:val="24"/>
-        </w:rPr>
-        <w:t>D</w:t>
-      </w:r>
-      <w:r>
-        <w:rPr>
-          <w:rFonts w:ascii="Times New Roman" w:hAnsi="Times New Roman"/>
-          <w:color w:val="000000"/>
-          <w:szCs w:val="24"/>
-        </w:rPr>
-        <w:t xml:space="preserve">) </w:t>
-      </w:r>
-      <w:r>
-        <w:rPr>
-          <w:rFonts w:ascii="Times New Roman" w:hAnsi="Times New Roman"/>
-          <w:b/>
-          <w:bCs/>
-          <w:i/>
-          <w:iCs/>
-          <w:color w:val="000000"/>
-          <w:szCs w:val="24"/>
-        </w:rPr>
-        <w:t>Deliverables</w:t>
-      </w:r>
-      <w:r>
-        <w:rPr>
-          <w:rFonts w:ascii="Times New Roman" w:hAnsi="Times New Roman"/>
-          <w:b/>
-          <w:bCs/>
-          <w:i/>
-          <w:iCs/>
-          <w:color w:val="000000"/>
-          <w:szCs w:val="24"/>
-        </w:rPr>
-        <w:t>:</w:t>
-      </w:r>
-    </w:p>
-    <w:p>
-      <w:pPr>
-        <w:pStyle w:val="ListParagraph"/>
-        <w:numPr>
-          <w:ilvl w:val="0"/>
-          <w:numId w:val="5"/>
-        </w:numPr>
-        <w:spacing w:line="264" w:lineRule="auto"/>
-        <w:contextualSpacing w:val="0"/>
-        <w:jc w:val="both"/>
-        <w:rPr>
-          <w:rFonts w:ascii="Times New Roman" w:hAnsi="Times New Roman"/>
-          <w:color w:val="000000"/>
-          <w:szCs w:val="24"/>
-        </w:rPr>
-      </w:pPr>
-      <w:r>
-        <w:rPr>
-          <w:rFonts w:ascii="Times New Roman" w:hAnsi="Times New Roman"/>
-          <w:color w:val="000000"/>
-          <w:sz w:val="24"/>
-          <w:szCs w:val="24"/>
-        </w:rPr>
-        <w:t xml:space="preserve">Deliverable </w:t>
-      </w:r>
-      <w:r>
-        <w:rPr>
-          <w:rFonts w:ascii="Times New Roman" w:hAnsi="Times New Roman"/>
-          <w:color w:val="000000"/>
-          <w:sz w:val="24"/>
-          <w:szCs w:val="24"/>
-        </w:rPr>
-        <w:t>4</w:t>
-      </w:r>
-      <w:r>
-        <w:rPr>
-          <w:rFonts w:ascii="Times New Roman" w:hAnsi="Times New Roman"/>
-          <w:color w:val="000000"/>
-          <w:sz w:val="24"/>
-          <w:szCs w:val="24"/>
-        </w:rPr>
-        <w:t xml:space="preserve">: </w:t>
-      </w:r>
-      <w:r>
-        <w:rPr>
-          <w:rFonts w:ascii="Times New Roman" w:hAnsi="Times New Roman"/>
-          <w:color w:val="000000"/>
-          <w:sz w:val="24"/>
-          <w:szCs w:val="24"/>
-        </w:rPr>
-        <w:t>Total cost estimate</w:t>
-      </w:r>
-    </w:p>
-    <w:p>
-      <w:pPr>
-        <w:spacing w:line="264" w:lineRule="auto"/>
-        <w:jc w:val="both"/>
-        <w:rPr>
-          <w:rFonts w:ascii="Times New Roman" w:hAnsi="Times New Roman"/>
-          <w:color w:val="000000"/>
-          <w:szCs w:val="24"/>
-        </w:rPr>
-      </w:pPr>
-      <w:r>
-        <w:rPr>
-          <w:rFonts w:ascii="Times New Roman" w:hAnsi="Times New Roman"/>
-          <w:color w:val="000000"/>
-          <w:szCs w:val="24"/>
-        </w:rPr>
-        <w:t xml:space="preserve">I have updated the bill of </w:t>
-      </w:r>
-      <w:r>
-        <w:rPr>
-          <w:rFonts w:ascii="Times New Roman" w:hAnsi="Times New Roman"/>
-          <w:color w:val="000000"/>
-          <w:szCs w:val="24"/>
-        </w:rPr>
-        <w:t xml:space="preserve">materials </w:t>
-      </w:r>
-      <w:r>
-        <w:rPr>
-          <w:rFonts w:ascii="Times New Roman" w:hAnsi="Times New Roman"/>
-          <w:color w:val="000000"/>
-          <w:szCs w:val="24"/>
-        </w:rPr>
-        <w:t>(</w:t>
-      </w:r>
-      <w:r>
-        <w:rPr>
-          <w:rFonts w:ascii="Times New Roman" w:hAnsi="Times New Roman"/>
-          <w:color w:val="000000"/>
-          <w:szCs w:val="24"/>
-        </w:rPr>
-        <w:t>Yes/No):</w:t>
-      </w:r>
-    </w:p>
-    <w:p>
-      <w:pPr>
-        <w:spacing w:line="264" w:lineRule="auto"/>
-        <w:jc w:val="both"/>
-        <w:rPr>
-          <w:rFonts w:ascii="Times New Roman" w:hAnsi="Times New Roman"/>
-          <w:color w:val="000000"/>
-          <w:szCs w:val="24"/>
-        </w:rPr>
-      </w:pPr>
-      <w:r>
-        <w:rPr>
-          <w:rFonts w:ascii="Times New Roman" w:hAnsi="Times New Roman"/>
-          <w:color w:val="000000"/>
-          <w:szCs w:val="24"/>
-        </w:rPr>
-        <w:t xml:space="preserve">Out of pocket costs: </w:t>
-      </w:r>
-    </w:p>
-    <w:p>
-      <w:pPr>
-        <w:spacing w:line="264" w:lineRule="auto"/>
-        <w:jc w:val="both"/>
-        <w:rPr>
-          <w:rFonts w:ascii="Times New Roman" w:hAnsi="Times New Roman"/>
-          <w:color w:val="000000"/>
-          <w:szCs w:val="24"/>
-        </w:rPr>
-      </w:pPr>
-      <w:r>
-        <w:rPr>
-          <w:rFonts w:ascii="Times New Roman" w:hAnsi="Times New Roman"/>
-          <w:color w:val="000000"/>
-          <w:szCs w:val="24"/>
-        </w:rPr>
-        <w:t>Adjusted competition costs:</w:t>
-      </w:r>
-    </w:p>
-    <w:p>
-      <w:pPr>
-        <w:spacing w:line="264" w:lineRule="auto"/>
-        <w:jc w:val="both"/>
-        <w:rPr>
-          <w:rFonts w:ascii="Times New Roman" w:hAnsi="Times New Roman"/>
-          <w:color w:val="000000"/>
-          <w:szCs w:val="24"/>
-        </w:rPr>
-      </w:pPr>
-    </w:p>
-    <w:p>
-      <w:pPr>
-        <w:pStyle w:val="ListParagraph"/>
-        <w:numPr>
-          <w:ilvl w:val="0"/>
-          <w:numId w:val="5"/>
-        </w:numPr>
-        <w:spacing w:line="264" w:lineRule="auto"/>
-        <w:contextualSpacing w:val="0"/>
-        <w:jc w:val="both"/>
-        <w:rPr>
-          <w:rFonts w:ascii="Times New Roman" w:hAnsi="Times New Roman"/>
-          <w:color w:val="000000"/>
-          <w:sz w:val="24"/>
-          <w:szCs w:val="24"/>
-        </w:rPr>
-      </w:pPr>
-      <w:r>
-        <w:rPr>
-          <w:rFonts w:ascii="Times New Roman" w:hAnsi="Times New Roman"/>
-          <w:color w:val="000000"/>
-          <w:sz w:val="24"/>
-          <w:szCs w:val="24"/>
-        </w:rPr>
-        <w:t xml:space="preserve">Deliverable 5: </w:t>
-      </w:r>
-      <w:r>
-        <w:rPr>
-          <w:rFonts w:ascii="Times New Roman" w:hAnsi="Times New Roman"/>
-          <w:color w:val="000000"/>
-          <w:sz w:val="24"/>
-          <w:szCs w:val="24"/>
-        </w:rPr>
-        <w:t>Estimated current usage</w:t>
-      </w:r>
-    </w:p>
-    <w:p>
-      <w:pPr>
-        <w:spacing w:line="264" w:lineRule="auto"/>
-        <w:jc w:val="both"/>
-        <w:rPr>
-          <w:rFonts w:ascii="Times New Roman" w:hAnsi="Times New Roman"/>
-          <w:color w:val="000000"/>
-          <w:szCs w:val="24"/>
-        </w:rPr>
-      </w:pPr>
-    </w:p>
-    <w:p>
-      <w:pPr>
-        <w:pStyle w:val="ListParagraph"/>
-        <w:numPr>
-          <w:ilvl w:val="0"/>
-          <w:numId w:val="5"/>
-        </w:numPr>
-        <w:spacing w:line="264" w:lineRule="auto"/>
-        <w:contextualSpacing w:val="0"/>
-        <w:jc w:val="both"/>
-        <w:rPr>
-          <w:rFonts w:ascii="Times New Roman" w:hAnsi="Times New Roman"/>
-          <w:color w:val="000000"/>
-          <w:sz w:val="24"/>
-          <w:szCs w:val="24"/>
-        </w:rPr>
-      </w:pPr>
-      <w:r>
-        <w:rPr>
-          <w:rFonts w:ascii="Times New Roman" w:hAnsi="Times New Roman"/>
-          <w:color w:val="000000"/>
-          <w:sz w:val="24"/>
-          <w:szCs w:val="24"/>
-        </w:rPr>
-        <w:t xml:space="preserve">Deliverable </w:t>
-      </w:r>
-      <w:r>
-        <w:rPr>
-          <w:rFonts w:ascii="Times New Roman" w:hAnsi="Times New Roman"/>
-          <w:color w:val="000000"/>
-          <w:sz w:val="24"/>
-          <w:szCs w:val="24"/>
-        </w:rPr>
-        <w:t xml:space="preserve">6 </w:t>
-      </w:r>
-      <w:r>
-        <w:rPr>
-          <w:rFonts w:ascii="Times New Roman" w:hAnsi="Times New Roman"/>
-          <w:color w:val="000000"/>
-          <w:sz w:val="24"/>
-          <w:szCs w:val="24"/>
-        </w:rPr>
-        <w:t>(</w:t>
-      </w:r>
-      <w:r>
-        <w:rPr>
-          <w:rFonts w:ascii="Times New Roman" w:hAnsi="Times New Roman"/>
-          <w:color w:val="000000"/>
-          <w:sz w:val="24"/>
-          <w:szCs w:val="24"/>
-        </w:rPr>
-        <w:t>5</w:t>
-      </w:r>
-      <w:r>
-        <w:rPr>
-          <w:rFonts w:ascii="Times New Roman" w:hAnsi="Times New Roman"/>
-          <w:color w:val="000000"/>
-          <w:sz w:val="24"/>
-          <w:szCs w:val="24"/>
-        </w:rPr>
-        <w:t>pt EC)</w:t>
-      </w:r>
-      <w:r>
-        <w:rPr>
-          <w:rFonts w:ascii="Times New Roman" w:hAnsi="Times New Roman"/>
-          <w:color w:val="000000"/>
-          <w:sz w:val="24"/>
-          <w:szCs w:val="24"/>
-        </w:rPr>
-        <w:t>: TIW Training</w:t>
-      </w:r>
-    </w:p>
-    <w:p>
-      <w:pPr>
-        <w:spacing w:line="264" w:lineRule="auto"/>
-        <w:jc w:val="both"/>
-        <w:rPr>
-          <w:rFonts w:ascii="Times New Roman" w:hAnsi="Times New Roman"/>
-          <w:color w:val="000000"/>
-          <w:szCs w:val="24"/>
-        </w:rPr>
-      </w:pPr>
-    </w:p>
-    <w:p>
-      <w:pPr>
-        <w:pStyle w:val="ListParagraph"/>
-        <w:numPr>
-          <w:ilvl w:val="0"/>
-          <w:numId w:val="5"/>
-        </w:numPr>
-        <w:spacing w:line="264" w:lineRule="auto"/>
-        <w:contextualSpacing w:val="0"/>
-        <w:jc w:val="both"/>
-        <w:rPr>
-          <w:rFonts w:ascii="Times New Roman" w:hAnsi="Times New Roman"/>
-          <w:color w:val="000000"/>
-          <w:sz w:val="24"/>
-          <w:szCs w:val="24"/>
-        </w:rPr>
-      </w:pPr>
-      <w:r>
-        <w:rPr>
-          <w:rFonts w:ascii="Times New Roman" w:hAnsi="Times New Roman"/>
-          <w:color w:val="000000"/>
-          <w:sz w:val="24"/>
-          <w:szCs w:val="24"/>
-        </w:rPr>
-        <w:t xml:space="preserve">Deliverable </w:t>
-      </w:r>
-      <w:r>
-        <w:rPr>
-          <w:rFonts w:ascii="Times New Roman" w:hAnsi="Times New Roman"/>
-          <w:color w:val="000000"/>
-          <w:sz w:val="24"/>
-          <w:szCs w:val="24"/>
-        </w:rPr>
-        <w:t>7</w:t>
-      </w:r>
-      <w:r>
-        <w:rPr>
-          <w:rFonts w:ascii="Times New Roman" w:hAnsi="Times New Roman"/>
-          <w:color w:val="000000"/>
-          <w:sz w:val="24"/>
-          <w:szCs w:val="24"/>
-        </w:rPr>
-        <w:t xml:space="preserve"> </w:t>
-      </w:r>
-      <w:r>
-        <w:rPr>
-          <w:rFonts w:ascii="Times New Roman" w:hAnsi="Times New Roman"/>
-          <w:color w:val="000000"/>
-          <w:sz w:val="24"/>
-          <w:szCs w:val="24"/>
-        </w:rPr>
-        <w:t>(</w:t>
-      </w:r>
-      <w:r>
-        <w:rPr>
-          <w:rFonts w:ascii="Times New Roman" w:hAnsi="Times New Roman"/>
-          <w:color w:val="000000"/>
-          <w:sz w:val="24"/>
-          <w:szCs w:val="24"/>
-        </w:rPr>
-        <w:t>10</w:t>
-      </w:r>
-      <w:r>
-        <w:rPr>
-          <w:rFonts w:ascii="Times New Roman" w:hAnsi="Times New Roman"/>
-          <w:color w:val="000000"/>
-          <w:sz w:val="24"/>
-          <w:szCs w:val="24"/>
-        </w:rPr>
-        <w:t>pt EC)</w:t>
-      </w:r>
-      <w:r>
-        <w:rPr>
-          <w:rFonts w:ascii="Times New Roman" w:hAnsi="Times New Roman"/>
-          <w:color w:val="000000"/>
-          <w:sz w:val="24"/>
-          <w:szCs w:val="24"/>
-        </w:rPr>
-        <w:t xml:space="preserve">: </w:t>
-      </w:r>
-      <w:r>
-        <w:rPr>
-          <w:rFonts w:ascii="Times New Roman" w:hAnsi="Times New Roman"/>
-          <w:color w:val="000000"/>
-          <w:sz w:val="24"/>
-          <w:szCs w:val="24"/>
-        </w:rPr>
-        <w:t>Discrete IC usage</w:t>
-      </w:r>
-    </w:p>
-    <w:p>
-      <w:pPr>
-        <w:pStyle w:val="ListParagraph"/>
-        <w:rPr>
-          <w:rFonts w:ascii="Times New Roman" w:hAnsi="Times New Roman"/>
-          <w:color w:val="000000"/>
-          <w:sz w:val="24"/>
-          <w:szCs w:val="24"/>
-        </w:rPr>
-      </w:pPr>
-    </w:p>
-    <w:p>
-      <w:pPr>
-        <w:pStyle w:val="ListParagraph"/>
-        <w:numPr>
-          <w:ilvl w:val="0"/>
-          <w:numId w:val="5"/>
-        </w:numPr>
-        <w:spacing w:line="264" w:lineRule="auto"/>
-        <w:contextualSpacing w:val="0"/>
-        <w:jc w:val="both"/>
-        <w:rPr>
-          <w:rFonts w:ascii="Times New Roman" w:hAnsi="Times New Roman"/>
-          <w:color w:val="000000"/>
-          <w:sz w:val="24"/>
-          <w:szCs w:val="24"/>
-        </w:rPr>
-      </w:pPr>
-      <w:r>
-        <w:rPr>
-          <w:rFonts w:ascii="Times New Roman" w:hAnsi="Times New Roman"/>
-          <w:color w:val="000000"/>
-          <w:sz w:val="24"/>
-          <w:szCs w:val="24"/>
-        </w:rPr>
-        <w:t xml:space="preserve">Deliverable </w:t>
-      </w:r>
-      <w:r>
-        <w:rPr>
-          <w:rFonts w:ascii="Times New Roman" w:hAnsi="Times New Roman"/>
-          <w:color w:val="000000"/>
-          <w:sz w:val="24"/>
-          <w:szCs w:val="24"/>
-        </w:rPr>
-        <w:t xml:space="preserve">8 </w:t>
-      </w:r>
-      <w:r>
-        <w:rPr>
-          <w:rFonts w:ascii="Times New Roman" w:hAnsi="Times New Roman"/>
-          <w:color w:val="000000"/>
-          <w:sz w:val="24"/>
-          <w:szCs w:val="24"/>
-        </w:rPr>
-        <w:t>(</w:t>
-      </w:r>
-      <w:r>
-        <w:rPr>
-          <w:rFonts w:ascii="Times New Roman" w:hAnsi="Times New Roman"/>
-          <w:color w:val="000000"/>
-          <w:sz w:val="24"/>
-          <w:szCs w:val="24"/>
-        </w:rPr>
-        <w:t>10</w:t>
-      </w:r>
-      <w:r>
-        <w:rPr>
-          <w:rFonts w:ascii="Times New Roman" w:hAnsi="Times New Roman"/>
-          <w:color w:val="000000"/>
-          <w:sz w:val="24"/>
-          <w:szCs w:val="24"/>
-        </w:rPr>
-        <w:t>pt EC)</w:t>
-      </w:r>
-      <w:r>
-        <w:rPr>
-          <w:rFonts w:ascii="Times New Roman" w:hAnsi="Times New Roman"/>
-          <w:color w:val="000000"/>
-          <w:sz w:val="24"/>
-          <w:szCs w:val="24"/>
-        </w:rPr>
-        <w:t>: Characterization of the system</w:t>
-      </w:r>
-    </w:p>
-    <w:p>
-      <w:pPr>
-        <w:spacing w:line="264" w:lineRule="auto"/>
-        <w:ind w:left="360"/>
-        <w:jc w:val="both"/>
-        <w:rPr>
-          <w:rFonts w:ascii="Times New Roman" w:hAnsi="Times New Roman"/>
-          <w:color w:val="000000"/>
-          <w:szCs w:val="24"/>
-        </w:rPr>
-      </w:pPr>
-    </w:p>
-    <w:p>
-      <w:pPr>
-        <w:spacing w:line="264" w:lineRule="auto"/>
-        <w:jc w:val="both"/>
-        <w:rPr>
-          <w:rFonts w:ascii="Times New Roman" w:hAnsi="Times New Roman"/>
-          <w:color w:val="000000"/>
-          <w:szCs w:val="24"/>
-        </w:rPr>
-      </w:pPr>
-    </w:p>
-    <w:p>
-      <w:pPr>
-        <w:spacing w:line="264" w:lineRule="auto"/>
-        <w:jc w:val="both"/>
-        <w:rPr>
-          <w:rFonts w:ascii="Times New Roman" w:hAnsi="Times New Roman"/>
-          <w:b/>
-          <w:bCs/>
-          <w:i/>
-          <w:iCs/>
-          <w:color w:val="000000"/>
-          <w:szCs w:val="24"/>
-        </w:rPr>
-      </w:pPr>
-      <w:r>
-        <w:rPr>
-          <w:rFonts w:ascii="Times New Roman" w:hAnsi="Times New Roman"/>
-          <w:color w:val="000000"/>
-          <w:szCs w:val="24"/>
-        </w:rPr>
-        <w:lastRenderedPageBreak/>
-        <w:t>E</w:t>
-      </w:r>
-      <w:r>
-        <w:rPr>
-          <w:rFonts w:ascii="Times New Roman" w:hAnsi="Times New Roman"/>
-          <w:color w:val="000000"/>
-          <w:szCs w:val="24"/>
-        </w:rPr>
-        <w:t xml:space="preserve">) </w:t>
-      </w:r>
+          <w:szCs w:val="24"/>
+        </w:rPr>
+      </w:pPr>
       <w:r>
         <w:rPr>
           <w:rFonts w:ascii="Times New Roman" w:hAnsi="Times New Roman"/>
@@ -1305,6 +899,7 @@
           <w:ilvl w:val="0"/>
           <w:numId w:val="4"/>
         </w:numPr>
+        <w:spacing w:after="0"/>
         <w:rPr>
           <w:rFonts w:ascii="Times New Roman" w:hAnsi="Times New Roman"/>
           <w:color w:val="000000"/>
@@ -1312,6 +907,7 @@
           <w:szCs w:val="24"/>
         </w:rPr>
       </w:pPr>
+      <w:bookmarkStart w:id="1" w:name="_Hlk202445245"/>
       <w:r>
         <w:rPr>
           <w:rFonts w:ascii="Times New Roman" w:hAnsi="Times New Roman"/>
@@ -1319,9 +915,73 @@
           <w:sz w:val="24"/>
           <w:szCs w:val="24"/>
         </w:rPr>
-        <w:t>How did you debug your system? How intrusive was it?</w:t>
+        <w:t>List the</w:t>
+      </w:r>
+      <w:r>
+        <w:rPr>
+          <w:rFonts w:ascii="Times New Roman" w:hAnsi="Times New Roman"/>
+          <w:color w:val="000000"/>
+          <w:sz w:val="24"/>
+          <w:szCs w:val="24"/>
+        </w:rPr>
+        <w:t xml:space="preserve"> debug</w:t>
+      </w:r>
+      <w:r>
+        <w:rPr>
+          <w:rFonts w:ascii="Times New Roman" w:hAnsi="Times New Roman"/>
+          <w:color w:val="000000"/>
+          <w:sz w:val="24"/>
+          <w:szCs w:val="24"/>
+        </w:rPr>
+        <w:t>ging techniques you used to do unit testing</w:t>
+      </w:r>
+      <w:r>
+        <w:rPr>
+          <w:rFonts w:ascii="Times New Roman" w:hAnsi="Times New Roman"/>
+          <w:color w:val="000000"/>
+          <w:sz w:val="24"/>
+          <w:szCs w:val="24"/>
+        </w:rPr>
+        <w:t xml:space="preserve">? How intrusive </w:t>
+      </w:r>
+      <w:r>
+        <w:rPr>
+          <w:rFonts w:ascii="Times New Roman" w:hAnsi="Times New Roman"/>
+          <w:color w:val="000000"/>
+          <w:sz w:val="24"/>
+          <w:szCs w:val="24"/>
+        </w:rPr>
+        <w:t>were</w:t>
+      </w:r>
+      <w:r>
+        <w:rPr>
+          <w:rFonts w:ascii="Times New Roman" w:hAnsi="Times New Roman"/>
+          <w:color w:val="000000"/>
+          <w:sz w:val="24"/>
+          <w:szCs w:val="24"/>
+        </w:rPr>
+        <w:t xml:space="preserve"> </w:t>
+      </w:r>
+      <w:r>
+        <w:rPr>
+          <w:rFonts w:ascii="Times New Roman" w:hAnsi="Times New Roman"/>
+          <w:color w:val="000000"/>
+          <w:sz w:val="24"/>
+          <w:szCs w:val="24"/>
+        </w:rPr>
+        <w:t>they</w:t>
+      </w:r>
+      <w:r>
+        <w:rPr>
+          <w:rFonts w:ascii="Times New Roman" w:hAnsi="Times New Roman"/>
+          <w:color w:val="000000"/>
+          <w:sz w:val="24"/>
+          <w:szCs w:val="24"/>
+        </w:rPr>
+        <w:t>?</w:t>
       </w:r>
     </w:p>
+    <w:bookmarkEnd w:id="1"/>
     <w:p>
       <w:pPr>
         <w:pStyle w:val="ListParagraph"/>
@@ -1329,6 +989,7 @@
           <w:ilvl w:val="0"/>
           <w:numId w:val="4"/>
         </w:numPr>
+        <w:spacing w:after="0"/>
         <w:rPr>
           <w:rFonts w:ascii="Times New Roman" w:hAnsi="Times New Roman"/>
           <w:color w:val="000000"/>
@@ -1343,11 +1004,57 @@
           <w:sz w:val="24"/>
           <w:szCs w:val="24"/>
         </w:rPr>
-        <w:t>What’s the difference between unit testing, integration testing, and functional testing?</w:t>
+        <w:t>What</w:t>
+      </w:r>
+      <w:r>
+        <w:rPr>
+          <w:rFonts w:ascii="Times New Roman" w:hAnsi="Times New Roman"/>
+          <w:color w:val="000000"/>
+          <w:sz w:val="24"/>
+          <w:szCs w:val="24"/>
+        </w:rPr>
+        <w:t xml:space="preserve"> are</w:t>
+      </w:r>
+      <w:r>
+        <w:rPr>
+          <w:rFonts w:ascii="Times New Roman" w:hAnsi="Times New Roman"/>
+          <w:color w:val="000000"/>
+          <w:sz w:val="24"/>
+          <w:szCs w:val="24"/>
+        </w:rPr>
+        <w:t xml:space="preserve"> the difference</w:t>
+      </w:r>
+      <w:r>
+        <w:rPr>
+          <w:rFonts w:ascii="Times New Roman" w:hAnsi="Times New Roman"/>
+          <w:color w:val="000000"/>
+          <w:sz w:val="24"/>
+          <w:szCs w:val="24"/>
+        </w:rPr>
+        <w:t>s</w:t>
+      </w:r>
+      <w:r>
+        <w:rPr>
+          <w:rFonts w:ascii="Times New Roman" w:hAnsi="Times New Roman"/>
+          <w:color w:val="000000"/>
+          <w:sz w:val="24"/>
+          <w:szCs w:val="24"/>
+        </w:rPr>
+        <w:t xml:space="preserve"> between unit testing, integration testing, and functional testing?</w:t>
       </w:r>
     </w:p>
     <w:p>
       <w:pPr>
+        <w:ind w:left="360"/>
+        <w:rPr>
+          <w:rFonts w:ascii="Times New Roman" w:hAnsi="Times New Roman"/>
+          <w:color w:val="000000"/>
+          <w:szCs w:val="24"/>
+        </w:rPr>
+      </w:pPr>
+    </w:p>
+    <w:p>
+      <w:pPr>
         <w:pStyle w:val="ListParagraph"/>
         <w:rPr>
           <w:rFonts w:ascii="Times New Roman" w:hAnsi="Times New Roman"/>
@@ -1358,12 +1065,12 @@
       </w:pPr>
     </w:p>
     <w:sectPr>
-      <w:headerReference w:type="even" r:id="rId7"/>
-      <w:headerReference w:type="default" r:id="rId8"/>
-      <w:footerReference w:type="even" r:id="rId9"/>
-      <w:footerReference w:type="default" r:id="rId10"/>
-      <w:headerReference w:type="first" r:id="rId11"/>
-      <w:footerReference w:type="first" r:id="rId12"/>
+      <w:headerReference w:type="even" r:id="rId9"/>
+      <w:headerReference w:type="default" r:id="rId10"/>
+      <w:footerReference w:type="even" r:id="rId11"/>
+      <w:footerReference w:type="default" r:id="rId12"/>
+      <w:headerReference w:type="first" r:id="rId13"/>
+      <w:footerReference w:type="first" r:id="rId14"/>
       <w:pgSz w:w="12240" w:h="15840"/>
       <w:pgMar w:top="1440" w:right="1440" w:bottom="1440" w:left="1440" w:header="720" w:footer="0" w:gutter="0"/>
       <w:cols w:space="720"/>
@@ -1375,7 +1082,7 @@
 </file>
 
 <file path=word/endnotes.xml><?xml version="1.0" encoding="utf-8"?>
-<w:endnotes xmlns:wpc="http://schemas.microsoft.com/office/word/2010/wordprocessingCanvas" xmlns:cx="http://schemas.microsoft.com/office/drawing/2014/chartex" xmlns:cx1="http://schemas.microsoft.com/office/drawing/2015/9/8/chartex" xmlns:cx2="http://schemas.microsoft.com/office/drawing/2015/10/21/chartex" xmlns:cx3="http://schemas.microsoft.com/office/drawing/2016/5/9/chartex" xmlns:cx4="http://schemas.microsoft.com/office/drawing/2016/5/10/chartex" xmlns:cx5="http://schemas.microsoft.com/office/drawing/2016/5/11/chartex" xmlns:cx6="http://schemas.microsoft.com/office/drawing/2016/5/12/chartex" xmlns:cx7="http://schemas.microsoft.com/office/drawing/2016/5/13/chartex" xmlns:cx8="http://schemas.microsoft.com/office/drawing/2016/5/14/chartex" xmlns:mc="http://schemas.openxmlformats.org/markup-compatibility/2006" xmlns:aink="http://schemas.microsoft.com/office/drawing/2016/ink" xmlns:am3d="http://schemas.microsoft.com/office/drawing/2017/model3d" xmlns:o="urn:schemas-microsoft-com:office:office" xmlns:oel="http://schemas.microsoft.com/office/2019/extlst" xmlns:r="http://schemas.openxmlformats.org/officeDocument/2006/relationships" xmlns:m="http://schemas.openxmlformats.org/officeDocument/2006/math" xmlns:v="urn:schemas-microsoft-com:vml" xmlns:wp14="http://schemas.microsoft.com/office/word/2010/wordprocessingDrawing" xmlns:wp="http://schemas.openxmlformats.org/drawingml/2006/wordprocessingDrawing" xmlns:w10="urn:schemas-microsoft-com:office:word" xmlns:w="http://schemas.openxmlformats.org/wordprocessingml/2006/main" xmlns:w14="http://schemas.microsoft.com/office/word/2010/wordml" xmlns:w15="http://schemas.microsoft.com/office/word/2012/wordml" xmlns:w16cex="http://schemas.microsoft.com/office/word/2018/wordml/cex" xmlns:w16cid="http://schemas.microsoft.com/office/word/2016/wordml/cid" xmlns:w16="http://schemas.microsoft.com/office/word/2018/wordml" xmlns:w16du="http://schemas.microsoft.com/office/word/2023/wordml/word16du" xmlns:w16sdtdh="http://schemas.microsoft.com/office/word/2020/wordml/sdtdatahash" xmlns:w16se="http://schemas.microsoft.com/office/word/2015/wordml/symex" xmlns:wpg="http://schemas.microsoft.com/office/word/2010/wordprocessingGroup" xmlns:wpi="http://schemas.microsoft.com/office/word/2010/wordprocessingInk" xmlns:wne="http://schemas.microsoft.com/office/word/2006/wordml" xmlns:wps="http://schemas.microsoft.com/office/word/2010/wordprocessingShape" mc:Ignorable="w14 w15 w16se w16cid w16 w16cex w16sdtdh w16du wp14">
+<w:endnotes xmlns:wpc="http://schemas.microsoft.com/office/word/2010/wordprocessingCanvas" xmlns:cx="http://schemas.microsoft.com/office/drawing/2014/chartex" xmlns:cx1="http://schemas.microsoft.com/office/drawing/2015/9/8/chartex" xmlns:cx2="http://schemas.microsoft.com/office/drawing/2015/10/21/chartex" xmlns:cx3="http://schemas.microsoft.com/office/drawing/2016/5/9/chartex" xmlns:cx4="http://schemas.microsoft.com/office/drawing/2016/5/10/chartex" xmlns:cx5="http://schemas.microsoft.com/office/drawing/2016/5/11/chartex" xmlns:cx6="http://schemas.microsoft.com/office/drawing/2016/5/12/chartex" xmlns:cx7="http://schemas.microsoft.com/office/drawing/2016/5/13/chartex" xmlns:cx8="http://schemas.microsoft.com/office/drawing/2016/5/14/chartex" xmlns:mc="http://schemas.openxmlformats.org/markup-compatibility/2006" xmlns:aink="http://schemas.microsoft.com/office/drawing/2016/ink" xmlns:am3d="http://schemas.microsoft.com/office/drawing/2017/model3d" xmlns:o="urn:schemas-microsoft-com:office:office" xmlns:oel="http://schemas.microsoft.com/office/2019/extlst" xmlns:r="http://schemas.openxmlformats.org/officeDocument/2006/relationships" xmlns:m="http://schemas.openxmlformats.org/officeDocument/2006/math" xmlns:v="urn:schemas-microsoft-com:vml" xmlns:wp14="http://schemas.microsoft.com/office/word/2010/wordprocessingDrawing" xmlns:wp="http://schemas.openxmlformats.org/drawingml/2006/wordprocessingDrawing" xmlns:w10="urn:schemas-microsoft-com:office:word" xmlns:w="http://schemas.openxmlformats.org/wordprocessingml/2006/main" xmlns:w14="http://schemas.microsoft.com/office/word/2010/wordml" xmlns:w15="http://schemas.microsoft.com/office/word/2012/wordml" xmlns:w16cex="http://schemas.microsoft.com/office/word/2018/wordml/cex" xmlns:w16cid="http://schemas.microsoft.com/office/word/2016/wordml/cid" xmlns:w16="http://schemas.microsoft.com/office/word/2018/wordml" xmlns:w16du="http://schemas.microsoft.com/office/word/2023/wordml/word16du" xmlns:w16sdtdh="http://schemas.microsoft.com/office/word/2020/wordml/sdtdatahash" xmlns:w16sdtfl="http://schemas.microsoft.com/office/word/2024/wordml/sdtformatlock" xmlns:w16se="http://schemas.microsoft.com/office/word/2015/wordml/symex" xmlns:wpg="http://schemas.microsoft.com/office/word/2010/wordprocessingGroup" xmlns:wpi="http://schemas.microsoft.com/office/word/2010/wordprocessingInk" xmlns:wne="http://schemas.microsoft.com/office/word/2006/wordml" xmlns:wps="http://schemas.microsoft.com/office/word/2010/wordprocessingShape" mc:Ignorable="w14 w15 w16se w16cid w16 w16cex w16sdtdh w16sdtfl w16du wp14">
   <w:endnote w:type="separator" w:id="-1">
     <w:p>
       <w:r>
@@ -1394,7 +1101,7 @@
 </file>
 
 <file path=word/footer1.xml><?xml version="1.0" encoding="utf-8"?>
-<w:ftr xmlns:wpc="http://schemas.microsoft.com/office/word/2010/wordprocessingCanvas" xmlns:cx="http://schemas.microsoft.com/office/drawing/2014/chartex" xmlns:cx1="http://schemas.microsoft.com/office/drawing/2015/9/8/chartex" xmlns:cx2="http://schemas.microsoft.com/office/drawing/2015/10/21/chartex" xmlns:cx3="http://schemas.microsoft.com/office/drawing/2016/5/9/chartex" xmlns:cx4="http://schemas.microsoft.com/office/drawing/2016/5/10/chartex" xmlns:cx5="http://schemas.microsoft.com/office/drawing/2016/5/11/chartex" xmlns:cx6="http://schemas.microsoft.com/office/drawing/2016/5/12/chartex" xmlns:cx7="http://schemas.microsoft.com/office/drawing/2016/5/13/chartex" xmlns:cx8="http://schemas.microsoft.com/office/drawing/2016/5/14/chartex" xmlns:mc="http://schemas.openxmlformats.org/markup-compatibility/2006" xmlns:aink="http://schemas.microsoft.com/office/drawing/2016/ink" xmlns:am3d="http://schemas.microsoft.com/office/drawing/2017/model3d" xmlns:o="urn:schemas-microsoft-com:office:office" xmlns:oel="http://schemas.microsoft.com/office/2019/extlst" xmlns:r="http://schemas.openxmlformats.org/officeDocument/2006/relationships" xmlns:m="http://schemas.openxmlformats.org/officeDocument/2006/math" xmlns:v="urn:schemas-microsoft-com:vml" xmlns:wp14="http://schemas.microsoft.com/office/word/2010/wordprocessingDrawing" xmlns:wp="http://schemas.openxmlformats.org/drawingml/2006/wordprocessingDrawing" xmlns:w10="urn:schemas-microsoft-com:office:word" xmlns:w="http://schemas.openxmlformats.org/wordprocessingml/2006/main" xmlns:w14="http://schemas.microsoft.com/office/word/2010/wordml" xmlns:w15="http://schemas.microsoft.com/office/word/2012/wordml" xmlns:w16cex="http://schemas.microsoft.com/office/word/2018/wordml/cex" xmlns:w16cid="http://schemas.microsoft.com/office/word/2016/wordml/cid" xmlns:w16="http://schemas.microsoft.com/office/word/2018/wordml" xmlns:w16du="http://schemas.microsoft.com/office/word/2023/wordml/word16du" xmlns:w16sdtdh="http://schemas.microsoft.com/office/word/2020/wordml/sdtdatahash" xmlns:w16se="http://schemas.microsoft.com/office/word/2015/wordml/symex" xmlns:wpg="http://schemas.microsoft.com/office/word/2010/wordprocessingGroup" xmlns:wpi="http://schemas.microsoft.com/office/word/2010/wordprocessingInk" xmlns:wne="http://schemas.microsoft.com/office/word/2006/wordml" xmlns:wps="http://schemas.microsoft.com/office/word/2010/wordprocessingShape" mc:Ignorable="w14 w15 w16se w16cid w16 w16cex w16sdtdh w16du wp14">
+<w:ftr xmlns:wpc="http://schemas.microsoft.com/office/word/2010/wordprocessingCanvas" xmlns:cx="http://schemas.microsoft.com/office/drawing/2014/chartex" xmlns:cx1="http://schemas.microsoft.com/office/drawing/2015/9/8/chartex" xmlns:cx2="http://schemas.microsoft.com/office/drawing/2015/10/21/chartex" xmlns:cx3="http://schemas.microsoft.com/office/drawing/2016/5/9/chartex" xmlns:cx4="http://schemas.microsoft.com/office/drawing/2016/5/10/chartex" xmlns:cx5="http://schemas.microsoft.com/office/drawing/2016/5/11/chartex" xmlns:cx6="http://schemas.microsoft.com/office/drawing/2016/5/12/chartex" xmlns:cx7="http://schemas.microsoft.com/office/drawing/2016/5/13/chartex" xmlns:cx8="http://schemas.microsoft.com/office/drawing/2016/5/14/chartex" xmlns:mc="http://schemas.openxmlformats.org/markup-compatibility/2006" xmlns:aink="http://schemas.microsoft.com/office/drawing/2016/ink" xmlns:am3d="http://schemas.microsoft.com/office/drawing/2017/model3d" xmlns:o="urn:schemas-microsoft-com:office:office" xmlns:oel="http://schemas.microsoft.com/office/2019/extlst" xmlns:r="http://schemas.openxmlformats.org/officeDocument/2006/relationships" xmlns:m="http://schemas.openxmlformats.org/officeDocument/2006/math" xmlns:v="urn:schemas-microsoft-com:vml" xmlns:wp14="http://schemas.microsoft.com/office/word/2010/wordprocessingDrawing" xmlns:wp="http://schemas.openxmlformats.org/drawingml/2006/wordprocessingDrawing" xmlns:w10="urn:schemas-microsoft-com:office:word" xmlns:w="http://schemas.openxmlformats.org/wordprocessingml/2006/main" xmlns:w14="http://schemas.microsoft.com/office/word/2010/wordml" xmlns:w15="http://schemas.microsoft.com/office/word/2012/wordml" xmlns:w16cex="http://schemas.microsoft.com/office/word/2018/wordml/cex" xmlns:w16cid="http://schemas.microsoft.com/office/word/2016/wordml/cid" xmlns:w16="http://schemas.microsoft.com/office/word/2018/wordml" xmlns:w16du="http://schemas.microsoft.com/office/word/2023/wordml/word16du" xmlns:w16sdtdh="http://schemas.microsoft.com/office/word/2020/wordml/sdtdatahash" xmlns:w16sdtfl="http://schemas.microsoft.com/office/word/2024/wordml/sdtformatlock" xmlns:w16se="http://schemas.microsoft.com/office/word/2015/wordml/symex" xmlns:wpg="http://schemas.microsoft.com/office/word/2010/wordprocessingGroup" xmlns:wpi="http://schemas.microsoft.com/office/word/2010/wordprocessingInk" xmlns:wne="http://schemas.microsoft.com/office/word/2006/wordml" xmlns:wps="http://schemas.microsoft.com/office/word/2010/wordprocessingShape" mc:Ignorable="w14 w15 w16se w16cid w16 w16cex w16sdtdh w16sdtfl w16du wp14">
   <w:p>
     <w:pPr>
       <w:pStyle w:val="Footer"/>
@@ -1404,7 +1111,7 @@
 </file>
 
 <file path=word/footer2.xml><?xml version="1.0" encoding="utf-8"?>
-<w:ftr xmlns:wpc="http://schemas.microsoft.com/office/word/2010/wordprocessingCanvas" xmlns:cx="http://schemas.microsoft.com/office/drawing/2014/chartex" xmlns:cx1="http://schemas.microsoft.com/office/drawing/2015/9/8/chartex" xmlns:cx2="http://schemas.microsoft.com/office/drawing/2015/10/21/chartex" xmlns:cx3="http://schemas.microsoft.com/office/drawing/2016/5/9/chartex" xmlns:cx4="http://schemas.microsoft.com/office/drawing/2016/5/10/chartex" xmlns:cx5="http://schemas.microsoft.com/office/drawing/2016/5/11/chartex" xmlns:cx6="http://schemas.microsoft.com/office/drawing/2016/5/12/chartex" xmlns:cx7="http://schemas.microsoft.com/office/drawing/2016/5/13/chartex" xmlns:cx8="http://schemas.microsoft.com/office/drawing/2016/5/14/chartex" xmlns:mc="http://schemas.openxmlformats.org/markup-compatibility/2006" xmlns:aink="http://schemas.microsoft.com/office/drawing/2016/ink" xmlns:am3d="http://schemas.microsoft.com/office/drawing/2017/model3d" xmlns:o="urn:schemas-microsoft-com:office:office" xmlns:oel="http://schemas.microsoft.com/office/2019/extlst" xmlns:r="http://schemas.openxmlformats.org/officeDocument/2006/relationships" xmlns:m="http://schemas.openxmlformats.org/officeDocument/2006/math" xmlns:v="urn:schemas-microsoft-com:vml" xmlns:wp14="http://schemas.microsoft.com/office/word/2010/wordprocessingDrawing" xmlns:wp="http://schemas.openxmlformats.org/drawingml/2006/wordprocessingDrawing" xmlns:w10="urn:schemas-microsoft-com:office:word" xmlns:w="http://schemas.openxmlformats.org/wordprocessingml/2006/main" xmlns:w14="http://schemas.microsoft.com/office/word/2010/wordml" xmlns:w15="http://schemas.microsoft.com/office/word/2012/wordml" xmlns:w16cex="http://schemas.microsoft.com/office/word/2018/wordml/cex" xmlns:w16cid="http://schemas.microsoft.com/office/word/2016/wordml/cid" xmlns:w16="http://schemas.microsoft.com/office/word/2018/wordml" xmlns:w16du="http://schemas.microsoft.com/office/word/2023/wordml/word16du" xmlns:w16sdtdh="http://schemas.microsoft.com/office/word/2020/wordml/sdtdatahash" xmlns:w16se="http://schemas.microsoft.com/office/word/2015/wordml/symex" xmlns:wpg="http://schemas.microsoft.com/office/word/2010/wordprocessingGroup" xmlns:wpi="http://schemas.microsoft.com/office/word/2010/wordprocessingInk" xmlns:wne="http://schemas.microsoft.com/office/word/2006/wordml" xmlns:wps="http://schemas.microsoft.com/office/word/2010/wordprocessingShape" mc:Ignorable="w14 w15 w16se w16cid w16 w16cex w16sdtdh w16du wp14">
+<w:ftr xmlns:wpc="http://schemas.microsoft.com/office/word/2010/wordprocessingCanvas" xmlns:cx="http://schemas.microsoft.com/office/drawing/2014/chartex" xmlns:cx1="http://schemas.microsoft.com/office/drawing/2015/9/8/chartex" xmlns:cx2="http://schemas.microsoft.com/office/drawing/2015/10/21/chartex" xmlns:cx3="http://schemas.microsoft.com/office/drawing/2016/5/9/chartex" xmlns:cx4="http://schemas.microsoft.com/office/drawing/2016/5/10/chartex" xmlns:cx5="http://schemas.microsoft.com/office/drawing/2016/5/11/chartex" xmlns:cx6="http://schemas.microsoft.com/office/drawing/2016/5/12/chartex" xmlns:cx7="http://schemas.microsoft.com/office/drawing/2016/5/13/chartex" xmlns:cx8="http://schemas.microsoft.com/office/drawing/2016/5/14/chartex" xmlns:mc="http://schemas.openxmlformats.org/markup-compatibility/2006" xmlns:aink="http://schemas.microsoft.com/office/drawing/2016/ink" xmlns:am3d="http://schemas.microsoft.com/office/drawing/2017/model3d" xmlns:o="urn:schemas-microsoft-com:office:office" xmlns:oel="http://schemas.microsoft.com/office/2019/extlst" xmlns:r="http://schemas.openxmlformats.org/officeDocument/2006/relationships" xmlns:m="http://schemas.openxmlformats.org/officeDocument/2006/math" xmlns:v="urn:schemas-microsoft-com:vml" xmlns:wp14="http://schemas.microsoft.com/office/word/2010/wordprocessingDrawing" xmlns:wp="http://schemas.openxmlformats.org/drawingml/2006/wordprocessingDrawing" xmlns:w10="urn:schemas-microsoft-com:office:word" xmlns:w="http://schemas.openxmlformats.org/wordprocessingml/2006/main" xmlns:w14="http://schemas.microsoft.com/office/word/2010/wordml" xmlns:w15="http://schemas.microsoft.com/office/word/2012/wordml" xmlns:w16cex="http://schemas.microsoft.com/office/word/2018/wordml/cex" xmlns:w16cid="http://schemas.microsoft.com/office/word/2016/wordml/cid" xmlns:w16="http://schemas.microsoft.com/office/word/2018/wordml" xmlns:w16du="http://schemas.microsoft.com/office/word/2023/wordml/word16du" xmlns:w16sdtdh="http://schemas.microsoft.com/office/word/2020/wordml/sdtdatahash" xmlns:w16sdtfl="http://schemas.microsoft.com/office/word/2024/wordml/sdtformatlock" xmlns:w16se="http://schemas.microsoft.com/office/word/2015/wordml/symex" xmlns:wpg="http://schemas.microsoft.com/office/word/2010/wordprocessingGroup" xmlns:wpi="http://schemas.microsoft.com/office/word/2010/wordprocessingInk" xmlns:wne="http://schemas.microsoft.com/office/word/2006/wordml" xmlns:wps="http://schemas.microsoft.com/office/word/2010/wordprocessingShape" mc:Ignorable="w14 w15 w16se w16cid w16 w16cex w16sdtdh w16sdtfl w16du wp14">
   <w:p>
     <w:pPr>
       <w:pStyle w:val="Footer"/>
@@ -1414,7 +1121,7 @@
 </file>
 
 <file path=word/footer3.xml><?xml version="1.0" encoding="utf-8"?>
-<w:ftr xmlns:wpc="http://schemas.microsoft.com/office/word/2010/wordprocessingCanvas" xmlns:cx="http://schemas.microsoft.com/office/drawing/2014/chartex" xmlns:cx1="http://schemas.microsoft.com/office/drawing/2015/9/8/chartex" xmlns:cx2="http://schemas.microsoft.com/office/drawing/2015/10/21/chartex" xmlns:cx3="http://schemas.microsoft.com/office/drawing/2016/5/9/chartex" xmlns:cx4="http://schemas.microsoft.com/office/drawing/2016/5/10/chartex" xmlns:cx5="http://schemas.microsoft.com/office/drawing/2016/5/11/chartex" xmlns:cx6="http://schemas.microsoft.com/office/drawing/2016/5/12/chartex" xmlns:cx7="http://schemas.microsoft.com/office/drawing/2016/5/13/chartex" xmlns:cx8="http://schemas.microsoft.com/office/drawing/2016/5/14/chartex" xmlns:mc="http://schemas.openxmlformats.org/markup-compatibility/2006" xmlns:aink="http://schemas.microsoft.com/office/drawing/2016/ink" xmlns:am3d="http://schemas.microsoft.com/office/drawing/2017/model3d" xmlns:o="urn:schemas-microsoft-com:office:office" xmlns:oel="http://schemas.microsoft.com/office/2019/extlst" xmlns:r="http://schemas.openxmlformats.org/officeDocument/2006/relationships" xmlns:m="http://schemas.openxmlformats.org/officeDocument/2006/math" xmlns:v="urn:schemas-microsoft-com:vml" xmlns:wp14="http://schemas.microsoft.com/office/word/2010/wordprocessingDrawing" xmlns:wp="http://schemas.openxmlformats.org/drawingml/2006/wordprocessingDrawing" xmlns:w10="urn:schemas-microsoft-com:office:word" xmlns:w="http://schemas.openxmlformats.org/wordprocessingml/2006/main" xmlns:w14="http://schemas.microsoft.com/office/word/2010/wordml" xmlns:w15="http://schemas.microsoft.com/office/word/2012/wordml" xmlns:w16cex="http://schemas.microsoft.com/office/word/2018/wordml/cex" xmlns:w16cid="http://schemas.microsoft.com/office/word/2016/wordml/cid" xmlns:w16="http://schemas.microsoft.com/office/word/2018/wordml" xmlns:w16du="http://schemas.microsoft.com/office/word/2023/wordml/word16du" xmlns:w16sdtdh="http://schemas.microsoft.com/office/word/2020/wordml/sdtdatahash" xmlns:w16se="http://schemas.microsoft.com/office/word/2015/wordml/symex" xmlns:wpg="http://schemas.microsoft.com/office/word/2010/wordprocessingGroup" xmlns:wpi="http://schemas.microsoft.com/office/word/2010/wordprocessingInk" xmlns:wne="http://schemas.microsoft.com/office/word/2006/wordml" xmlns:wps="http://schemas.microsoft.com/office/word/2010/wordprocessingShape" mc:Ignorable="w14 w15 w16se w16cid w16 w16cex w16sdtdh w16du wp14">
+<w:ftr xmlns:wpc="http://schemas.microsoft.com/office/word/2010/wordprocessingCanvas" xmlns:cx="http://schemas.microsoft.com/office/drawing/2014/chartex" xmlns:cx1="http://schemas.microsoft.com/office/drawing/2015/9/8/chartex" xmlns:cx2="http://schemas.microsoft.com/office/drawing/2015/10/21/chartex" xmlns:cx3="http://schemas.microsoft.com/office/drawing/2016/5/9/chartex" xmlns:cx4="http://schemas.microsoft.com/office/drawing/2016/5/10/chartex" xmlns:cx5="http://schemas.microsoft.com/office/drawing/2016/5/11/chartex" xmlns:cx6="http://schemas.microsoft.com/office/drawing/2016/5/12/chartex" xmlns:cx7="http://schemas.microsoft.com/office/drawing/2016/5/13/chartex" xmlns:cx8="http://schemas.microsoft.com/office/drawing/2016/5/14/chartex" xmlns:mc="http://schemas.openxmlformats.org/markup-compatibility/2006" xmlns:aink="http://schemas.microsoft.com/office/drawing/2016/ink" xmlns:am3d="http://schemas.microsoft.com/office/drawing/2017/model3d" xmlns:o="urn:schemas-microsoft-com:office:office" xmlns:oel="http://schemas.microsoft.com/office/2019/extlst" xmlns:r="http://schemas.openxmlformats.org/officeDocument/2006/relationships" xmlns:m="http://schemas.openxmlformats.org/officeDocument/2006/math" xmlns:v="urn:schemas-microsoft-com:vml" xmlns:wp14="http://schemas.microsoft.com/office/word/2010/wordprocessingDrawing" xmlns:wp="http://schemas.openxmlformats.org/drawingml/2006/wordprocessingDrawing" xmlns:w10="urn:schemas-microsoft-com:office:word" xmlns:w="http://schemas.openxmlformats.org/wordprocessingml/2006/main" xmlns:w14="http://schemas.microsoft.com/office/word/2010/wordml" xmlns:w15="http://schemas.microsoft.com/office/word/2012/wordml" xmlns:w16cex="http://schemas.microsoft.com/office/word/2018/wordml/cex" xmlns:w16cid="http://schemas.microsoft.com/office/word/2016/wordml/cid" xmlns:w16="http://schemas.microsoft.com/office/word/2018/wordml" xmlns:w16du="http://schemas.microsoft.com/office/word/2023/wordml/word16du" xmlns:w16sdtdh="http://schemas.microsoft.com/office/word/2020/wordml/sdtdatahash" xmlns:w16sdtfl="http://schemas.microsoft.com/office/word/2024/wordml/sdtformatlock" xmlns:w16se="http://schemas.microsoft.com/office/word/2015/wordml/symex" xmlns:wpg="http://schemas.microsoft.com/office/word/2010/wordprocessingGroup" xmlns:wpi="http://schemas.microsoft.com/office/word/2010/wordprocessingInk" xmlns:wne="http://schemas.microsoft.com/office/word/2006/wordml" xmlns:wps="http://schemas.microsoft.com/office/word/2010/wordprocessingShape" mc:Ignorable="w14 w15 w16se w16cid w16 w16cex w16sdtdh w16sdtfl w16du wp14">
   <w:p>
     <w:pPr>
       <w:pStyle w:val="Footer"/>
@@ -1424,7 +1131,7 @@
 </file>
 
 <file path=word/footnotes.xml><?xml version="1.0" encoding="utf-8"?>
-<w:footnotes xmlns:wpc="http://schemas.microsoft.com/office/word/2010/wordprocessingCanvas" xmlns:cx="http://schemas.microsoft.com/office/drawing/2014/chartex" xmlns:cx1="http://schemas.microsoft.com/office/drawing/2015/9/8/chartex" xmlns:cx2="http://schemas.microsoft.com/office/drawing/2015/10/21/chartex" xmlns:cx3="http://schemas.microsoft.com/office/drawing/2016/5/9/chartex" xmlns:cx4="http://schemas.microsoft.com/office/drawing/2016/5/10/chartex" xmlns:cx5="http://schemas.microsoft.com/office/drawing/2016/5/11/chartex" xmlns:cx6="http://schemas.microsoft.com/office/drawing/2016/5/12/chartex" xmlns:cx7="http://schemas.microsoft.com/office/drawing/2016/5/13/chartex" xmlns:cx8="http://schemas.microsoft.com/office/drawing/2016/5/14/chartex" xmlns:mc="http://schemas.openxmlformats.org/markup-compatibility/2006" xmlns:aink="http://schemas.microsoft.com/office/drawing/2016/ink" xmlns:am3d="http://schemas.microsoft.com/office/drawing/2017/model3d" xmlns:o="urn:schemas-microsoft-com:office:office" xmlns:oel="http://schemas.microsoft.com/office/2019/extlst" xmlns:r="http://schemas.openxmlformats.org/officeDocument/2006/relationships" xmlns:m="http://schemas.openxmlformats.org/officeDocument/2006/math" xmlns:v="urn:schemas-microsoft-com:vml" xmlns:wp14="http://schemas.microsoft.com/office/word/2010/wordprocessingDrawing" xmlns:wp="http://schemas.openxmlformats.org/drawingml/2006/wordprocessingDrawing" xmlns:w10="urn:schemas-microsoft-com:office:word" xmlns:w="http://schemas.openxmlformats.org/wordprocessingml/2006/main" xmlns:w14="http://schemas.microsoft.com/office/word/2010/wordml" xmlns:w15="http://schemas.microsoft.com/office/word/2012/wordml" xmlns:w16cex="http://schemas.microsoft.com/office/word/2018/wordml/cex" xmlns:w16cid="http://schemas.microsoft.com/office/word/2016/wordml/cid" xmlns:w16="http://schemas.microsoft.com/office/word/2018/wordml" xmlns:w16du="http://schemas.microsoft.com/office/word/2023/wordml/word16du" xmlns:w16sdtdh="http://schemas.microsoft.com/office/word/2020/wordml/sdtdatahash" xmlns:w16se="http://schemas.microsoft.com/office/word/2015/wordml/symex" xmlns:wpg="http://schemas.microsoft.com/office/word/2010/wordprocessingGroup" xmlns:wpi="http://schemas.microsoft.com/office/word/2010/wordprocessingInk" xmlns:wne="http://schemas.microsoft.com/office/word/2006/wordml" xmlns:wps="http://schemas.microsoft.com/office/word/2010/wordprocessingShape" mc:Ignorable="w14 w15 w16se w16cid w16 w16cex w16sdtdh w16du wp14">
+<w:footnotes xmlns:wpc="http://schemas.microsoft.com/office/word/2010/wordprocessingCanvas" xmlns:cx="http://schemas.microsoft.com/office/drawing/2014/chartex" xmlns:cx1="http://schemas.microsoft.com/office/drawing/2015/9/8/chartex" xmlns:cx2="http://schemas.microsoft.com/office/drawing/2015/10/21/chartex" xmlns:cx3="http://schemas.microsoft.com/office/drawing/2016/5/9/chartex" xmlns:cx4="http://schemas.microsoft.com/office/drawing/2016/5/10/chartex" xmlns:cx5="http://schemas.microsoft.com/office/drawing/2016/5/11/chartex" xmlns:cx6="http://schemas.microsoft.com/office/drawing/2016/5/12/chartex" xmlns:cx7="http://schemas.microsoft.com/office/drawing/2016/5/13/chartex" xmlns:cx8="http://schemas.microsoft.com/office/drawing/2016/5/14/chartex" xmlns:mc="http://schemas.openxmlformats.org/markup-compatibility/2006" xmlns:aink="http://schemas.microsoft.com/office/drawing/2016/ink" xmlns:am3d="http://schemas.microsoft.com/office/drawing/2017/model3d" xmlns:o="urn:schemas-microsoft-com:office:office" xmlns:oel="http://schemas.microsoft.com/office/2019/extlst" xmlns:r="http://schemas.openxmlformats.org/officeDocument/2006/relationships" xmlns:m="http://schemas.openxmlformats.org/officeDocument/2006/math" xmlns:v="urn:schemas-microsoft-com:vml" xmlns:wp14="http://schemas.microsoft.com/office/word/2010/wordprocessingDrawing" xmlns:wp="http://schemas.openxmlformats.org/drawingml/2006/wordprocessingDrawing" xmlns:w10="urn:schemas-microsoft-com:office:word" xmlns:w="http://schemas.openxmlformats.org/wordprocessingml/2006/main" xmlns:w14="http://schemas.microsoft.com/office/word/2010/wordml" xmlns:w15="http://schemas.microsoft.com/office/word/2012/wordml" xmlns:w16cex="http://schemas.microsoft.com/office/word/2018/wordml/cex" xmlns:w16cid="http://schemas.microsoft.com/office/word/2016/wordml/cid" xmlns:w16="http://schemas.microsoft.com/office/word/2018/wordml" xmlns:w16du="http://schemas.microsoft.com/office/word/2023/wordml/word16du" xmlns:w16sdtdh="http://schemas.microsoft.com/office/word/2020/wordml/sdtdatahash" xmlns:w16sdtfl="http://schemas.microsoft.com/office/word/2024/wordml/sdtformatlock" xmlns:w16se="http://schemas.microsoft.com/office/word/2015/wordml/symex" xmlns:wpg="http://schemas.microsoft.com/office/word/2010/wordprocessingGroup" xmlns:wpi="http://schemas.microsoft.com/office/word/2010/wordprocessingInk" xmlns:wne="http://schemas.microsoft.com/office/word/2006/wordml" xmlns:wps="http://schemas.microsoft.com/office/word/2010/wordprocessingShape" mc:Ignorable="w14 w15 w16se w16cid w16 w16cex w16sdtdh w16sdtfl w16du wp14">
   <w:footnote w:type="separator" w:id="-1">
     <w:p>
       <w:r>
@@ -1443,7 +1150,7 @@
 </file>
 
 <file path=word/header1.xml><?xml version="1.0" encoding="utf-8"?>
-<w:hdr xmlns:wpc="http://schemas.microsoft.com/office/word/2010/wordprocessingCanvas" xmlns:cx="http://schemas.microsoft.com/office/drawing/2014/chartex" xmlns:cx1="http://schemas.microsoft.com/office/drawing/2015/9/8/chartex" xmlns:cx2="http://schemas.microsoft.com/office/drawing/2015/10/21/chartex" xmlns:cx3="http://schemas.microsoft.com/office/drawing/2016/5/9/chartex" xmlns:cx4="http://schemas.microsoft.com/office/drawing/2016/5/10/chartex" xmlns:cx5="http://schemas.microsoft.com/office/drawing/2016/5/11/chartex" xmlns:cx6="http://schemas.microsoft.com/office/drawing/2016/5/12/chartex" xmlns:cx7="http://schemas.microsoft.com/office/drawing/2016/5/13/chartex" xmlns:cx8="http://schemas.microsoft.com/office/drawing/2016/5/14/chartex" xmlns:mc="http://schemas.openxmlformats.org/markup-compatibility/2006" xmlns:aink="http://schemas.microsoft.com/office/drawing/2016/ink" xmlns:am3d="http://schemas.microsoft.com/office/drawing/2017/model3d" xmlns:o="urn:schemas-microsoft-com:office:office" xmlns:oel="http://schemas.microsoft.com/office/2019/extlst" xmlns:r="http://schemas.openxmlformats.org/officeDocument/2006/relationships" xmlns:m="http://schemas.openxmlformats.org/officeDocument/2006/math" xmlns:v="urn:schemas-microsoft-com:vml" xmlns:wp14="http://schemas.microsoft.com/office/word/2010/wordprocessingDrawing" xmlns:wp="http://schemas.openxmlformats.org/drawingml/2006/wordprocessingDrawing" xmlns:w10="urn:schemas-microsoft-com:office:word" xmlns:w="http://schemas.openxmlformats.org/wordprocessingml/2006/main" xmlns:w14="http://schemas.microsoft.com/office/word/2010/wordml" xmlns:w15="http://schemas.microsoft.com/office/word/2012/wordml" xmlns:w16cex="http://schemas.microsoft.com/office/word/2018/wordml/cex" xmlns:w16cid="http://schemas.microsoft.com/office/word/2016/wordml/cid" xmlns:w16="http://schemas.microsoft.com/office/word/2018/wordml" xmlns:w16du="http://schemas.microsoft.com/office/word/2023/wordml/word16du" xmlns:w16sdtdh="http://schemas.microsoft.com/office/word/2020/wordml/sdtdatahash" xmlns:w16se="http://schemas.microsoft.com/office/word/2015/wordml/symex" xmlns:wpg="http://schemas.microsoft.com/office/word/2010/wordprocessingGroup" xmlns:wpi="http://schemas.microsoft.com/office/word/2010/wordprocessingInk" xmlns:wne="http://schemas.microsoft.com/office/word/2006/wordml" xmlns:wps="http://schemas.microsoft.com/office/word/2010/wordprocessingShape" mc:Ignorable="w14 w15 w16se w16cid w16 w16cex w16sdtdh w16du wp14">
+<w:hdr xmlns:wpc="http://schemas.microsoft.com/office/word/2010/wordprocessingCanvas" xmlns:cx="http://schemas.microsoft.com/office/drawing/2014/chartex" xmlns:cx1="http://schemas.microsoft.com/office/drawing/2015/9/8/chartex" xmlns:cx2="http://schemas.microsoft.com/office/drawing/2015/10/21/chartex" xmlns:cx3="http://schemas.microsoft.com/office/drawing/2016/5/9/chartex" xmlns:cx4="http://schemas.microsoft.com/office/drawing/2016/5/10/chartex" xmlns:cx5="http://schemas.microsoft.com/office/drawing/2016/5/11/chartex" xmlns:cx6="http://schemas.microsoft.com/office/drawing/2016/5/12/chartex" xmlns:cx7="http://schemas.microsoft.com/office/drawing/2016/5/13/chartex" xmlns:cx8="http://schemas.microsoft.com/office/drawing/2016/5/14/chartex" xmlns:mc="http://schemas.openxmlformats.org/markup-compatibility/2006" xmlns:aink="http://schemas.microsoft.com/office/drawing/2016/ink" xmlns:am3d="http://schemas.microsoft.com/office/drawing/2017/model3d" xmlns:o="urn:schemas-microsoft-com:office:office" xmlns:oel="http://schemas.microsoft.com/office/2019/extlst" xmlns:r="http://schemas.openxmlformats.org/officeDocument/2006/relationships" xmlns:m="http://schemas.openxmlformats.org/officeDocument/2006/math" xmlns:v="urn:schemas-microsoft-com:vml" xmlns:wp14="http://schemas.microsoft.com/office/word/2010/wordprocessingDrawing" xmlns:wp="http://schemas.openxmlformats.org/drawingml/2006/wordprocessingDrawing" xmlns:w10="urn:schemas-microsoft-com:office:word" xmlns:w="http://schemas.openxmlformats.org/wordprocessingml/2006/main" xmlns:w14="http://schemas.microsoft.com/office/word/2010/wordml" xmlns:w15="http://schemas.microsoft.com/office/word/2012/wordml" xmlns:w16cex="http://schemas.microsoft.com/office/word/2018/wordml/cex" xmlns:w16cid="http://schemas.microsoft.com/office/word/2016/wordml/cid" xmlns:w16="http://schemas.microsoft.com/office/word/2018/wordml" xmlns:w16du="http://schemas.microsoft.com/office/word/2023/wordml/word16du" xmlns:w16sdtdh="http://schemas.microsoft.com/office/word/2020/wordml/sdtdatahash" xmlns:w16sdtfl="http://schemas.microsoft.com/office/word/2024/wordml/sdtformatlock" xmlns:w16se="http://schemas.microsoft.com/office/word/2015/wordml/symex" xmlns:wpg="http://schemas.microsoft.com/office/word/2010/wordprocessingGroup" xmlns:wpi="http://schemas.microsoft.com/office/word/2010/wordprocessingInk" xmlns:wne="http://schemas.microsoft.com/office/word/2006/wordml" xmlns:wps="http://schemas.microsoft.com/office/word/2010/wordprocessingShape" mc:Ignorable="w14 w15 w16se w16cid w16 w16cex w16sdtdh w16sdtfl w16du wp14">
   <w:p>
     <w:pPr>
       <w:pStyle w:val="Header"/>
@@ -1453,7 +1160,7 @@
 </file>
 
 <file path=word/header2.xml><?xml version="1.0" encoding="utf-8"?>
-<w:hdr xmlns:wpc="http://schemas.microsoft.com/office/word/2010/wordprocessingCanvas" xmlns:cx="http://schemas.microsoft.com/office/drawing/2014/chartex" xmlns:cx1="http://schemas.microsoft.com/office/drawing/2015/9/8/chartex" xmlns:cx2="http://schemas.microsoft.com/office/drawing/2015/10/21/chartex" xmlns:cx3="http://schemas.microsoft.com/office/drawing/2016/5/9/chartex" xmlns:cx4="http://schemas.microsoft.com/office/drawing/2016/5/10/chartex" xmlns:cx5="http://schemas.microsoft.com/office/drawing/2016/5/11/chartex" xmlns:cx6="http://schemas.microsoft.com/office/drawing/2016/5/12/chartex" xmlns:cx7="http://schemas.microsoft.com/office/drawing/2016/5/13/chartex" xmlns:cx8="http://schemas.microsoft.com/office/drawing/2016/5/14/chartex" xmlns:mc="http://schemas.openxmlformats.org/markup-compatibility/2006" xmlns:aink="http://schemas.microsoft.com/office/drawing/2016/ink" xmlns:am3d="http://schemas.microsoft.com/office/drawing/2017/model3d" xmlns:o="urn:schemas-microsoft-com:office:office" xmlns:oel="http://schemas.microsoft.com/office/2019/extlst" xmlns:r="http://schemas.openxmlformats.org/officeDocument/2006/relationships" xmlns:m="http://schemas.openxmlformats.org/officeDocument/2006/math" xmlns:v="urn:schemas-microsoft-com:vml" xmlns:wp14="http://schemas.microsoft.com/office/word/2010/wordprocessingDrawing" xmlns:wp="http://schemas.openxmlformats.org/drawingml/2006/wordprocessingDrawing" xmlns:w10="urn:schemas-microsoft-com:office:word" xmlns:w="http://schemas.openxmlformats.org/wordprocessingml/2006/main" xmlns:w14="http://schemas.microsoft.com/office/word/2010/wordml" xmlns:w15="http://schemas.microsoft.com/office/word/2012/wordml" xmlns:w16cex="http://schemas.microsoft.com/office/word/2018/wordml/cex" xmlns:w16cid="http://schemas.microsoft.com/office/word/2016/wordml/cid" xmlns:w16="http://schemas.microsoft.com/office/word/2018/wordml" xmlns:w16du="http://schemas.microsoft.com/office/word/2023/wordml/word16du" xmlns:w16sdtdh="http://schemas.microsoft.com/office/word/2020/wordml/sdtdatahash" xmlns:w16se="http://schemas.microsoft.com/office/word/2015/wordml/symex" xmlns:wpg="http://schemas.microsoft.com/office/word/2010/wordprocessingGroup" xmlns:wpi="http://schemas.microsoft.com/office/word/2010/wordprocessingInk" xmlns:wne="http://schemas.microsoft.com/office/word/2006/wordml" xmlns:wps="http://schemas.microsoft.com/office/word/2010/wordprocessingShape" mc:Ignorable="w14 w15 w16se w16cid w16 w16cex w16sdtdh w16du wp14">
+<w:hdr xmlns:wpc="http://schemas.microsoft.com/office/word/2010/wordprocessingCanvas" xmlns:cx="http://schemas.microsoft.com/office/drawing/2014/chartex" xmlns:cx1="http://schemas.microsoft.com/office/drawing/2015/9/8/chartex" xmlns:cx2="http://schemas.microsoft.com/office/drawing/2015/10/21/chartex" xmlns:cx3="http://schemas.microsoft.com/office/drawing/2016/5/9/chartex" xmlns:cx4="http://schemas.microsoft.com/office/drawing/2016/5/10/chartex" xmlns:cx5="http://schemas.microsoft.com/office/drawing/2016/5/11/chartex" xmlns:cx6="http://schemas.microsoft.com/office/drawing/2016/5/12/chartex" xmlns:cx7="http://schemas.microsoft.com/office/drawing/2016/5/13/chartex" xmlns:cx8="http://schemas.microsoft.com/office/drawing/2016/5/14/chartex" xmlns:mc="http://schemas.openxmlformats.org/markup-compatibility/2006" xmlns:aink="http://schemas.microsoft.com/office/drawing/2016/ink" xmlns:am3d="http://schemas.microsoft.com/office/drawing/2017/model3d" xmlns:o="urn:schemas-microsoft-com:office:office" xmlns:oel="http://schemas.microsoft.com/office/2019/extlst" xmlns:r="http://schemas.openxmlformats.org/officeDocument/2006/relationships" xmlns:m="http://schemas.openxmlformats.org/officeDocument/2006/math" xmlns:v="urn:schemas-microsoft-com:vml" xmlns:wp14="http://schemas.microsoft.com/office/word/2010/wordprocessingDrawing" xmlns:wp="http://schemas.openxmlformats.org/drawingml/2006/wordprocessingDrawing" xmlns:w10="urn:schemas-microsoft-com:office:word" xmlns:w="http://schemas.openxmlformats.org/wordprocessingml/2006/main" xmlns:w14="http://schemas.microsoft.com/office/word/2010/wordml" xmlns:w15="http://schemas.microsoft.com/office/word/2012/wordml" xmlns:w16cex="http://schemas.microsoft.com/office/word/2018/wordml/cex" xmlns:w16cid="http://schemas.microsoft.com/office/word/2016/wordml/cid" xmlns:w16="http://schemas.microsoft.com/office/word/2018/wordml" xmlns:w16du="http://schemas.microsoft.com/office/word/2023/wordml/word16du" xmlns:w16sdtdh="http://schemas.microsoft.com/office/word/2020/wordml/sdtdatahash" xmlns:w16sdtfl="http://schemas.microsoft.com/office/word/2024/wordml/sdtformatlock" xmlns:w16se="http://schemas.microsoft.com/office/word/2015/wordml/symex" xmlns:wpg="http://schemas.microsoft.com/office/word/2010/wordprocessingGroup" xmlns:wpi="http://schemas.microsoft.com/office/word/2010/wordprocessingInk" xmlns:wne="http://schemas.microsoft.com/office/word/2006/wordml" xmlns:wps="http://schemas.microsoft.com/office/word/2010/wordprocessingShape" mc:Ignorable="w14 w15 w16se w16cid w16 w16cex w16sdtdh w16sdtfl w16du wp14">
   <w:p>
     <w:pPr>
       <w:pStyle w:val="Header"/>
@@ -1475,7 +1182,7 @@
 </file>
 
 <file path=word/header3.xml><?xml version="1.0" encoding="utf-8"?>
-<w:hdr xmlns:wpc="http://schemas.microsoft.com/office/word/2010/wordprocessingCanvas" xmlns:cx="http://schemas.microsoft.com/office/drawing/2014/chartex" xmlns:cx1="http://schemas.microsoft.com/office/drawing/2015/9/8/chartex" xmlns:cx2="http://schemas.microsoft.com/office/drawing/2015/10/21/chartex" xmlns:cx3="http://schemas.microsoft.com/office/drawing/2016/5/9/chartex" xmlns:cx4="http://schemas.microsoft.com/office/drawing/2016/5/10/chartex" xmlns:cx5="http://schemas.microsoft.com/office/drawing/2016/5/11/chartex" xmlns:cx6="http://schemas.microsoft.com/office/drawing/2016/5/12/chartex" xmlns:cx7="http://schemas.microsoft.com/office/drawing/2016/5/13/chartex" xmlns:cx8="http://schemas.microsoft.com/office/drawing/2016/5/14/chartex" xmlns:mc="http://schemas.openxmlformats.org/markup-compatibility/2006" xmlns:aink="http://schemas.microsoft.com/office/drawing/2016/ink" xmlns:am3d="http://schemas.microsoft.com/office/drawing/2017/model3d" xmlns:o="urn:schemas-microsoft-com:office:office" xmlns:oel="http://schemas.microsoft.com/office/2019/extlst" xmlns:r="http://schemas.openxmlformats.org/officeDocument/2006/relationships" xmlns:m="http://schemas.openxmlformats.org/officeDocument/2006/math" xmlns:v="urn:schemas-microsoft-com:vml" xmlns:wp14="http://schemas.microsoft.com/office/word/2010/wordprocessingDrawing" xmlns:wp="http://schemas.openxmlformats.org/drawingml/2006/wordprocessingDrawing" xmlns:w10="urn:schemas-microsoft-com:office:word" xmlns:w="http://schemas.openxmlformats.org/wordprocessingml/2006/main" xmlns:w14="http://schemas.microsoft.com/office/word/2010/wordml" xmlns:w15="http://schemas.microsoft.com/office/word/2012/wordml" xmlns:w16cex="http://schemas.microsoft.com/office/word/2018/wordml/cex" xmlns:w16cid="http://schemas.microsoft.com/office/word/2016/wordml/cid" xmlns:w16="http://schemas.microsoft.com/office/word/2018/wordml" xmlns:w16du="http://schemas.microsoft.com/office/word/2023/wordml/word16du" xmlns:w16sdtdh="http://schemas.microsoft.com/office/word/2020/wordml/sdtdatahash" xmlns:w16se="http://schemas.microsoft.com/office/word/2015/wordml/symex" xmlns:wpg="http://schemas.microsoft.com/office/word/2010/wordprocessingGroup" xmlns:wpi="http://schemas.microsoft.com/office/word/2010/wordprocessingInk" xmlns:wne="http://schemas.microsoft.com/office/word/2006/wordml" xmlns:wps="http://schemas.microsoft.com/office/word/2010/wordprocessingShape" mc:Ignorable="w14 w15 w16se w16cid w16 w16cex w16sdtdh w16du wp14">
+<w:hdr xmlns:wpc="http://schemas.microsoft.com/office/word/2010/wordprocessingCanvas" xmlns:cx="http://schemas.microsoft.com/office/drawing/2014/chartex" xmlns:cx1="http://schemas.microsoft.com/office/drawing/2015/9/8/chartex" xmlns:cx2="http://schemas.microsoft.com/office/drawing/2015/10/21/chartex" xmlns:cx3="http://schemas.microsoft.com/office/drawing/2016/5/9/chartex" xmlns:cx4="http://schemas.microsoft.com/office/drawing/2016/5/10/chartex" xmlns:cx5="http://schemas.microsoft.com/office/drawing/2016/5/11/chartex" xmlns:cx6="http://schemas.microsoft.com/office/drawing/2016/5/12/chartex" xmlns:cx7="http://schemas.microsoft.com/office/drawing/2016/5/13/chartex" xmlns:cx8="http://schemas.microsoft.com/office/drawing/2016/5/14/chartex" xmlns:mc="http://schemas.openxmlformats.org/markup-compatibility/2006" xmlns:aink="http://schemas.microsoft.com/office/drawing/2016/ink" xmlns:am3d="http://schemas.microsoft.com/office/drawing/2017/model3d" xmlns:o="urn:schemas-microsoft-com:office:office" xmlns:oel="http://schemas.microsoft.com/office/2019/extlst" xmlns:r="http://schemas.openxmlformats.org/officeDocument/2006/relationships" xmlns:m="http://schemas.openxmlformats.org/officeDocument/2006/math" xmlns:v="urn:schemas-microsoft-com:vml" xmlns:wp14="http://schemas.microsoft.com/office/word/2010/wordprocessingDrawing" xmlns:wp="http://schemas.openxmlformats.org/drawingml/2006/wordprocessingDrawing" xmlns:w10="urn:schemas-microsoft-com:office:word" xmlns:w="http://schemas.openxmlformats.org/wordprocessingml/2006/main" xmlns:w14="http://schemas.microsoft.com/office/word/2010/wordml" xmlns:w15="http://schemas.microsoft.com/office/word/2012/wordml" xmlns:w16cex="http://schemas.microsoft.com/office/word/2018/wordml/cex" xmlns:w16cid="http://schemas.microsoft.com/office/word/2016/wordml/cid" xmlns:w16="http://schemas.microsoft.com/office/word/2018/wordml" xmlns:w16du="http://schemas.microsoft.com/office/word/2023/wordml/word16du" xmlns:w16sdtdh="http://schemas.microsoft.com/office/word/2020/wordml/sdtdatahash" xmlns:w16sdtfl="http://schemas.microsoft.com/office/word/2024/wordml/sdtformatlock" xmlns:w16se="http://schemas.microsoft.com/office/word/2015/wordml/symex" xmlns:wpg="http://schemas.microsoft.com/office/word/2010/wordprocessingGroup" xmlns:wpi="http://schemas.microsoft.com/office/word/2010/wordprocessingInk" xmlns:wne="http://schemas.microsoft.com/office/word/2006/wordml" xmlns:wps="http://schemas.microsoft.com/office/word/2010/wordprocessingShape" mc:Ignorable="w14 w15 w16se w16cid w16 w16cex w16sdtdh w16sdtfl w16du wp14">
   <w:p>
     <w:pPr>
       <w:pStyle w:val="Header"/>
@@ -1485,7 +1192,7 @@
 </file>
 
 <file path=word/numbering.xml><?xml version="1.0" encoding="utf-8"?>
-<w:numbering xmlns:wpc="http://schemas.microsoft.com/office/word/2010/wordprocessingCanvas" xmlns:cx="http://schemas.microsoft.com/office/drawing/2014/chartex" xmlns:cx1="http://schemas.microsoft.com/office/drawing/2015/9/8/chartex" xmlns:cx2="http://schemas.microsoft.com/office/drawing/2015/10/21/chartex" xmlns:cx3="http://schemas.microsoft.com/office/drawing/2016/5/9/chartex" xmlns:cx4="http://schemas.microsoft.com/office/drawing/2016/5/10/chartex" xmlns:cx5="http://schemas.microsoft.com/office/drawing/2016/5/11/chartex" xmlns:cx6="http://schemas.microsoft.com/office/drawing/2016/5/12/chartex" xmlns:cx7="http://schemas.microsoft.com/office/drawing/2016/5/13/chartex" xmlns:cx8="http://schemas.microsoft.com/office/drawing/2016/5/14/chartex" xmlns:mc="http://schemas.openxmlformats.org/markup-compatibility/2006" xmlns:aink="http://schemas.microsoft.com/office/drawing/2016/ink" xmlns:am3d="http://schemas.microsoft.com/office/drawing/2017/model3d" xmlns:o="urn:schemas-microsoft-com:office:office" xmlns:oel="http://schemas.microsoft.com/office/2019/extlst" xmlns:r="http://schemas.openxmlformats.org/officeDocument/2006/relationships" xmlns:m="http://schemas.openxmlformats.org/officeDocument/2006/math" xmlns:v="urn:schemas-microsoft-com:vml" xmlns:wp14="http://schemas.microsoft.com/office/word/2010/wordprocessingDrawing" xmlns:wp="http://schemas.openxmlformats.org/drawingml/2006/wordprocessingDrawing" xmlns:w10="urn:schemas-microsoft-com:office:word" xmlns:w="http://schemas.openxmlformats.org/wordprocessingml/2006/main" xmlns:w14="http://schemas.microsoft.com/office/word/2010/wordml" xmlns:w15="http://schemas.microsoft.com/office/word/2012/wordml" xmlns:w16cex="http://schemas.microsoft.com/office/word/2018/wordml/cex" xmlns:w16cid="http://schemas.microsoft.com/office/word/2016/wordml/cid" xmlns:w16="http://schemas.microsoft.com/office/word/2018/wordml" xmlns:w16du="http://schemas.microsoft.com/office/word/2023/wordml/word16du" xmlns:w16sdtdh="http://schemas.microsoft.com/office/word/2020/wordml/sdtdatahash" xmlns:w16se="http://schemas.microsoft.com/office/word/2015/wordml/symex" xmlns:wpg="http://schemas.microsoft.com/office/word/2010/wordprocessingGroup" xmlns:wpi="http://schemas.microsoft.com/office/word/2010/wordprocessingInk" xmlns:wne="http://schemas.microsoft.com/office/word/2006/wordml" xmlns:wps="http://schemas.microsoft.com/office/word/2010/wordprocessingShape" mc:Ignorable="w14 w15 w16se w16cid w16 w16cex w16sdtdh w16du wp14">
+<w:numbering xmlns:wpc="http://schemas.microsoft.com/office/word/2010/wordprocessingCanvas" xmlns:cx="http://schemas.microsoft.com/office/drawing/2014/chartex" xmlns:cx1="http://schemas.microsoft.com/office/drawing/2015/9/8/chartex" xmlns:cx2="http://schemas.microsoft.com/office/drawing/2015/10/21/chartex" xmlns:cx3="http://schemas.microsoft.com/office/drawing/2016/5/9/chartex" xmlns:cx4="http://schemas.microsoft.com/office/drawing/2016/5/10/chartex" xmlns:cx5="http://schemas.microsoft.com/office/drawing/2016/5/11/chartex" xmlns:cx6="http://schemas.microsoft.com/office/drawing/2016/5/12/chartex" xmlns:cx7="http://schemas.microsoft.com/office/drawing/2016/5/13/chartex" xmlns:cx8="http://schemas.microsoft.com/office/drawing/2016/5/14/chartex" xmlns:mc="http://schemas.openxmlformats.org/markup-compatibility/2006" xmlns:aink="http://schemas.microsoft.com/office/drawing/2016/ink" xmlns:am3d="http://schemas.microsoft.com/office/drawing/2017/model3d" xmlns:o="urn:schemas-microsoft-com:office:office" xmlns:oel="http://schemas.microsoft.com/office/2019/extlst" xmlns:r="http://schemas.openxmlformats.org/officeDocument/2006/relationships" xmlns:m="http://schemas.openxmlformats.org/officeDocument/2006/math" xmlns:v="urn:schemas-microsoft-com:vml" xmlns:wp14="http://schemas.microsoft.com/office/word/2010/wordprocessingDrawing" xmlns:wp="http://schemas.openxmlformats.org/drawingml/2006/wordprocessingDrawing" xmlns:w10="urn:schemas-microsoft-com:office:word" xmlns:w="http://schemas.openxmlformats.org/wordprocessingml/2006/main" xmlns:w14="http://schemas.microsoft.com/office/word/2010/wordml" xmlns:w15="http://schemas.microsoft.com/office/word/2012/wordml" xmlns:w16cex="http://schemas.microsoft.com/office/word/2018/wordml/cex" xmlns:w16cid="http://schemas.microsoft.com/office/word/2016/wordml/cid" xmlns:w16="http://schemas.microsoft.com/office/word/2018/wordml" xmlns:w16du="http://schemas.microsoft.com/office/word/2023/wordml/word16du" xmlns:w16sdtdh="http://schemas.microsoft.com/office/word/2020/wordml/sdtdatahash" xmlns:w16sdtfl="http://schemas.microsoft.com/office/word/2024/wordml/sdtformatlock" xmlns:w16se="http://schemas.microsoft.com/office/word/2015/wordml/symex" xmlns:wpg="http://schemas.microsoft.com/office/word/2010/wordprocessingGroup" xmlns:wpi="http://schemas.microsoft.com/office/word/2010/wordprocessingInk" xmlns:wne="http://schemas.microsoft.com/office/word/2006/wordml" xmlns:wps="http://schemas.microsoft.com/office/word/2010/wordprocessingShape" mc:Ignorable="w14 w15 w16se w16cid w16 w16cex w16sdtdh w16sdtfl w16du wp14">
   <w:abstractNum w:abstractNumId="0" w15:restartNumberingAfterBreak="0">
     <w:nsid w:val="08926788"/>
     <w:multiLevelType w:val="multilevel"/>
@@ -2848,7 +2555,7 @@
 </file>
 
 <file path=word/styles.xml><?xml version="1.0" encoding="utf-8"?>
-<w:styles xmlns:mc="http://schemas.openxmlformats.org/markup-compatibility/2006" xmlns:r="http://schemas.openxmlformats.org/officeDocument/2006/relationships" xmlns:w="http://schemas.openxmlformats.org/wordprocessingml/2006/main" xmlns:w14="http://schemas.microsoft.com/office/word/2010/wordml" xmlns:w15="http://schemas.microsoft.com/office/word/2012/wordml" xmlns:w16cex="http://schemas.microsoft.com/office/word/2018/wordml/cex" xmlns:w16cid="http://schemas.microsoft.com/office/word/2016/wordml/cid" xmlns:w16="http://schemas.microsoft.com/office/word/2018/wordml" xmlns:w16du="http://schemas.microsoft.com/office/word/2023/wordml/word16du" xmlns:w16sdtdh="http://schemas.microsoft.com/office/word/2020/wordml/sdtdatahash" xmlns:w16se="http://schemas.microsoft.com/office/word/2015/wordml/symex" mc:Ignorable="w14 w15 w16se w16cid w16 w16cex w16sdtdh w16du">
+<w:styles xmlns:mc="http://schemas.openxmlformats.org/markup-compatibility/2006" xmlns:r="http://schemas.openxmlformats.org/officeDocument/2006/relationships" xmlns:w="http://schemas.openxmlformats.org/wordprocessingml/2006/main" xmlns:w14="http://schemas.microsoft.com/office/word/2010/wordml" xmlns:w15="http://schemas.microsoft.com/office/word/2012/wordml" xmlns:w16cex="http://schemas.microsoft.com/office/word/2018/wordml/cex" xmlns:w16cid="http://schemas.microsoft.com/office/word/2016/wordml/cid" xmlns:w16="http://schemas.microsoft.com/office/word/2018/wordml" xmlns:w16du="http://schemas.microsoft.com/office/word/2023/wordml/word16du" xmlns:w16sdtdh="http://schemas.microsoft.com/office/word/2020/wordml/sdtdatahash" xmlns:w16sdtfl="http://schemas.microsoft.com/office/word/2024/wordml/sdtformatlock" xmlns:w16se="http://schemas.microsoft.com/office/word/2015/wordml/symex" mc:Ignorable="w14 w15 w16se w16cid w16 w16cex w16sdtdh w16sdtfl w16du">
   <w:docDefaults>
     <w:rPrDefault>
       <w:rPr>
@@ -3991,6 +3698,41 @@
       </w:tabs>
     </w:pPr>
   </w:style>
+  <w:style w:type="character" w:styleId="Hyperlink">
+    <w:name w:val="Hyperlink"/>
+    <w:basedOn w:val="DefaultParagraphFont"/>
+    <w:uiPriority w:val="99"/>
+    <w:unhideWhenUsed/>
+    <w:rsid w:val="006216F3"/>
+    <w:rPr>
+      <w:color w:val="467886" w:themeColor="hyperlink"/>
+      <w:u w:val="single"/>
+    </w:rPr>
+  </w:style>
+  <w:style w:type="character" w:styleId="UnresolvedMention">
+    <w:name w:val="Unresolved Mention"/>
+    <w:basedOn w:val="DefaultParagraphFont"/>
+    <w:uiPriority w:val="99"/>
+    <w:semiHidden/>
+    <w:unhideWhenUsed/>
+    <w:rsid w:val="006216F3"/>
+    <w:rPr>
+      <w:color w:val="605E5C"/>
+      <w:shd w:val="clear" w:color="auto" w:fill="E1DFDD"/>
+    </w:rPr>
+  </w:style>
+  <w:style w:type="character" w:styleId="FollowedHyperlink">
+    <w:name w:val="FollowedHyperlink"/>
+    <w:basedOn w:val="DefaultParagraphFont"/>
+    <w:uiPriority w:val="99"/>
+    <w:semiHidden/>
+    <w:unhideWhenUsed/>
+    <w:rsid w:val="006216F3"/>
+    <w:rPr>
+      <w:color w:val="96607D" w:themeColor="followedHyperlink"/>
+      <w:u w:val="single"/>
+    </w:rPr>
+  </w:style>
 </w:styles>
 </file>
 

--- a/Lab07AReport.docx
+++ b/Lab07AReport.docx
@@ -156,7 +156,7 @@
           <w:sz w:val="24"/>
           <w:szCs w:val="24"/>
         </w:rPr>
-        <w:t>5</w:t>
+        <w:t>6</w:t>
       </w:r>
     </w:p>
     <w:p>
@@ -511,7 +511,15 @@
           <w:color w:val="000000"/>
           <w:szCs w:val="24"/>
         </w:rPr>
-        <w:t xml:space="preserve"> BOM</w:t>
+        <w:t xml:space="preserve"> </w:t>
+      </w:r>
+      <w:r>
+        <w:rPr>
+          <w:rFonts w:ascii="Times New Roman" w:hAnsi="Times New Roman"/>
+          <w:color w:val="000000"/>
+          <w:szCs w:val="24"/>
+        </w:rPr>
+        <w:t>MSPM0_Pins_Assignments.xlsx</w:t>
       </w:r>
       <w:r>
         <w:rPr>
@@ -589,7 +597,55 @@
           <w:color w:val="000000"/>
           <w:szCs w:val="24"/>
         </w:rPr>
-        <w:t xml:space="preserve">List the needed supply voltages and estimated current for each voltage (show how these were determined). </w:t>
+        <w:t>I have pushed</w:t>
+      </w:r>
+      <w:r>
+        <w:rPr>
+          <w:rFonts w:ascii="Times New Roman" w:hAnsi="Times New Roman"/>
+          <w:color w:val="000000"/>
+          <w:szCs w:val="24"/>
+        </w:rPr>
+        <w:t xml:space="preserve"> my </w:t>
+      </w:r>
+      <w:r>
+        <w:rPr>
+          <w:rFonts w:ascii="Times New Roman" w:hAnsi="Times New Roman"/>
+          <w:color w:val="000000"/>
+          <w:szCs w:val="24"/>
+        </w:rPr>
+        <w:t>updated</w:t>
+      </w:r>
+      <w:r>
+        <w:rPr>
+          <w:rFonts w:ascii="Times New Roman" w:hAnsi="Times New Roman"/>
+          <w:color w:val="000000"/>
+          <w:szCs w:val="24"/>
+        </w:rPr>
+        <w:t xml:space="preserve"> BOM</w:t>
+      </w:r>
+      <w:r>
+        <w:rPr>
+          <w:rFonts w:ascii="Times New Roman" w:hAnsi="Times New Roman"/>
+          <w:color w:val="000000"/>
+          <w:szCs w:val="24"/>
+        </w:rPr>
+        <w:t xml:space="preserve"> </w:t>
+      </w:r>
+      <w:r>
+        <w:rPr>
+          <w:rFonts w:ascii="Times New Roman" w:hAnsi="Times New Roman"/>
+          <w:color w:val="000000"/>
+          <w:szCs w:val="24"/>
+        </w:rPr>
+        <w:t xml:space="preserve">to GitHub </w:t>
+      </w:r>
+      <w:r>
+        <w:rPr>
+          <w:rFonts w:ascii="Times New Roman" w:hAnsi="Times New Roman"/>
+          <w:color w:val="000000"/>
+          <w:szCs w:val="24"/>
+        </w:rPr>
+        <w:t xml:space="preserve">(Yes/No): </w:t>
       </w:r>
     </w:p>
     <w:p>
@@ -643,55 +699,7 @@
           <w:color w:val="000000"/>
           <w:szCs w:val="24"/>
         </w:rPr>
-        <w:t>I have pushed</w:t>
-      </w:r>
-      <w:r>
-        <w:rPr>
-          <w:rFonts w:ascii="Times New Roman" w:hAnsi="Times New Roman"/>
-          <w:color w:val="000000"/>
-          <w:szCs w:val="24"/>
-        </w:rPr>
-        <w:t xml:space="preserve"> my low-level header, code, and </w:t>
-      </w:r>
-      <w:r>
-        <w:rPr>
-          <w:rFonts w:ascii="Times New Roman" w:hAnsi="Times New Roman"/>
-          <w:color w:val="000000"/>
-          <w:szCs w:val="24"/>
-        </w:rPr>
-        <w:t xml:space="preserve">unit </w:t>
-      </w:r>
-      <w:r>
-        <w:rPr>
-          <w:rFonts w:ascii="Times New Roman" w:hAnsi="Times New Roman"/>
-          <w:color w:val="000000"/>
-          <w:szCs w:val="24"/>
-        </w:rPr>
-        <w:t>test files</w:t>
-      </w:r>
-      <w:r>
-        <w:rPr>
-          <w:rFonts w:ascii="Times New Roman" w:hAnsi="Times New Roman"/>
-          <w:color w:val="000000"/>
-          <w:szCs w:val="24"/>
-        </w:rPr>
-        <w:t xml:space="preserve"> </w:t>
-      </w:r>
-      <w:r>
-        <w:rPr>
-          <w:rFonts w:ascii="Times New Roman" w:hAnsi="Times New Roman"/>
-          <w:color w:val="000000"/>
-          <w:szCs w:val="24"/>
-        </w:rPr>
-        <w:t xml:space="preserve">to GitHub </w:t>
-      </w:r>
-      <w:r>
-        <w:rPr>
-          <w:rFonts w:ascii="Times New Roman" w:hAnsi="Times New Roman"/>
-          <w:color w:val="000000"/>
-          <w:szCs w:val="24"/>
-        </w:rPr>
-        <w:t xml:space="preserve">(Yes/No): </w:t>
+        <w:t xml:space="preserve">List the needed supply voltages and estimated current for each voltage (show how these were determined). </w:t>
       </w:r>
     </w:p>
     <w:p>
@@ -745,11 +753,113 @@
           <w:color w:val="000000"/>
           <w:szCs w:val="24"/>
         </w:rPr>
-        <w:t xml:space="preserve">Include results of unit testing. </w:t>
+        <w:t>I have pushed</w:t>
+      </w:r>
+      <w:r>
+        <w:rPr>
+          <w:rFonts w:ascii="Times New Roman" w:hAnsi="Times New Roman"/>
+          <w:color w:val="000000"/>
+          <w:szCs w:val="24"/>
+        </w:rPr>
+        <w:t xml:space="preserve"> my low-level header, code, and </w:t>
+      </w:r>
+      <w:r>
+        <w:rPr>
+          <w:rFonts w:ascii="Times New Roman" w:hAnsi="Times New Roman"/>
+          <w:color w:val="000000"/>
+          <w:szCs w:val="24"/>
+        </w:rPr>
+        <w:t xml:space="preserve">unit </w:t>
+      </w:r>
+      <w:r>
+        <w:rPr>
+          <w:rFonts w:ascii="Times New Roman" w:hAnsi="Times New Roman"/>
+          <w:color w:val="000000"/>
+          <w:szCs w:val="24"/>
+        </w:rPr>
+        <w:t>test files</w:t>
+      </w:r>
+      <w:r>
+        <w:rPr>
+          <w:rFonts w:ascii="Times New Roman" w:hAnsi="Times New Roman"/>
+          <w:color w:val="000000"/>
+          <w:szCs w:val="24"/>
+        </w:rPr>
+        <w:t xml:space="preserve"> </w:t>
+      </w:r>
+      <w:r>
+        <w:rPr>
+          <w:rFonts w:ascii="Times New Roman" w:hAnsi="Times New Roman"/>
+          <w:color w:val="000000"/>
+          <w:szCs w:val="24"/>
+        </w:rPr>
+        <w:t xml:space="preserve">to GitHub </w:t>
+      </w:r>
+      <w:r>
+        <w:rPr>
+          <w:rFonts w:ascii="Times New Roman" w:hAnsi="Times New Roman"/>
+          <w:color w:val="000000"/>
+          <w:szCs w:val="24"/>
+        </w:rPr>
+        <w:t xml:space="preserve">(Yes/No): </w:t>
       </w:r>
     </w:p>
     <w:p>
       <w:pPr>
+        <w:rPr>
+          <w:rFonts w:ascii="Times New Roman" w:hAnsi="Times New Roman"/>
+          <w:color w:val="000000"/>
+          <w:szCs w:val="24"/>
+        </w:rPr>
+      </w:pPr>
+    </w:p>
+    <w:p>
+      <w:pPr>
+        <w:rPr>
+          <w:rFonts w:ascii="Times New Roman" w:hAnsi="Times New Roman"/>
+          <w:color w:val="000000"/>
+          <w:szCs w:val="24"/>
+        </w:rPr>
+      </w:pPr>
+      <w:r>
+        <w:rPr>
+          <w:rFonts w:ascii="Times New Roman" w:hAnsi="Times New Roman"/>
+          <w:b/>
+          <w:bCs/>
+          <w:color w:val="000000"/>
+          <w:szCs w:val="24"/>
+        </w:rPr>
+        <w:t xml:space="preserve">Deliverable </w:t>
+      </w:r>
+      <w:r>
+        <w:rPr>
+          <w:rFonts w:ascii="Times New Roman" w:hAnsi="Times New Roman"/>
+          <w:b/>
+          <w:bCs/>
+          <w:color w:val="000000"/>
+          <w:szCs w:val="24"/>
+        </w:rPr>
+        <w:t>7</w:t>
+      </w:r>
+      <w:r>
+        <w:rPr>
+          <w:rFonts w:ascii="Times New Roman" w:hAnsi="Times New Roman"/>
+          <w:color w:val="000000"/>
+          <w:szCs w:val="24"/>
+        </w:rPr>
+        <w:t xml:space="preserve">: </w:t>
+      </w:r>
+      <w:r>
+        <w:rPr>
+          <w:rFonts w:ascii="Times New Roman" w:hAnsi="Times New Roman"/>
+          <w:color w:val="000000"/>
+          <w:szCs w:val="24"/>
+        </w:rPr>
+        <w:t xml:space="preserve">Include results of unit testing. </w:t>
+      </w:r>
+    </w:p>
+    <w:p>
+      <w:pPr>
         <w:spacing w:line="264" w:lineRule="auto"/>
         <w:jc w:val="both"/>
         <w:rPr>
@@ -787,7 +897,7 @@
           <w:color w:val="000000"/>
           <w:szCs w:val="24"/>
         </w:rPr>
-        <w:t>7</w:t>
+        <w:t>8</w:t>
       </w:r>
       <w:r>
         <w:rPr>
@@ -842,6 +952,60 @@
           <w:szCs w:val="24"/>
         </w:rPr>
       </w:pPr>
+    </w:p>
+    <w:p>
+      <w:pPr>
+        <w:spacing w:line="264" w:lineRule="auto"/>
+        <w:jc w:val="both"/>
+        <w:rPr>
+          <w:rFonts w:ascii="Times New Roman" w:hAnsi="Times New Roman"/>
+          <w:strike/>
+          <w:color w:val="000000"/>
+          <w:szCs w:val="24"/>
+        </w:rPr>
+      </w:pPr>
+      <w:r>
+        <w:rPr>
+          <w:rFonts w:ascii="Times New Roman" w:hAnsi="Times New Roman"/>
+          <w:b/>
+          <w:bCs/>
+          <w:strike/>
+          <w:color w:val="000000"/>
+          <w:szCs w:val="24"/>
+        </w:rPr>
+        <w:t xml:space="preserve">Deliverable </w:t>
+      </w:r>
+      <w:r>
+        <w:rPr>
+          <w:rFonts w:ascii="Times New Roman" w:hAnsi="Times New Roman"/>
+          <w:b/>
+          <w:bCs/>
+          <w:strike/>
+          <w:color w:val="000000"/>
+          <w:szCs w:val="24"/>
+        </w:rPr>
+        <w:t>9</w:t>
+      </w:r>
+      <w:r>
+        <w:rPr>
+          <w:rFonts w:ascii="Times New Roman" w:hAnsi="Times New Roman"/>
+          <w:b/>
+          <w:bCs/>
+          <w:strike/>
+          <w:color w:val="000000"/>
+          <w:szCs w:val="24"/>
+        </w:rPr>
+        <w:t xml:space="preserve"> (10pt EC):</w:t>
+      </w:r>
+      <w:r>
+        <w:rPr>
+          <w:rFonts w:ascii="Times New Roman" w:hAnsi="Times New Roman"/>
+          <w:strike/>
+          <w:color w:val="000000"/>
+          <w:szCs w:val="24"/>
+        </w:rPr>
+        <w:t xml:space="preserve"> single chip (points given in Lab 10 if the single chip works)</w:t>
+      </w:r>
     </w:p>
     <w:p>
       <w:pPr>
